--- a/docs/Sendox-Development-Log.docx
+++ b/docs/Sendox-Development-Log.docx
@@ -3027,7 +3027,100 @@
       </w:pPr>
       <w:r/>
       <w:r>
-        <w:t>Known environment problems</w:t>
+        <w:t>Anthropic key setup · 9 Oct 2026</w:t>
+      </w:r>
+    </w:p>
+    <w:p>
+      <w:r>
+        <w:t xml:space="preserve">The first key supplied was an </w:t>
+      </w:r>
+      <w:r>
+        <w:rPr>
+          <w:b/>
+        </w:rPr>
+        <w:t>unscoped user key</w:t>
+      </w:r>
+      <w:r>
+        <w:t xml:space="preserve"> (</w:t>
+      </w:r>
+      <w:r>
+        <w:rPr>
+          <w:rFonts w:ascii="Consolas" w:hAnsi="Consolas"/>
+          <w:color w:val="333333"/>
+          <w:sz w:val="19"/>
+        </w:rPr>
+        <w:t>sk-ant-usr-…</w:t>
+      </w:r>
+      <w:r>
+        <w:t>). The API rejected every call:</w:t>
+      </w:r>
+    </w:p>
+    <w:p>
+      <w:r>
+        <w:t xml:space="preserve">&gt; This API key is not scoped to a workspace, so this request must include the &gt; </w:t>
+      </w:r>
+      <w:r>
+        <w:rPr>
+          <w:rFonts w:ascii="Consolas" w:hAnsi="Consolas"/>
+          <w:color w:val="333333"/>
+          <w:sz w:val="19"/>
+        </w:rPr>
+        <w:t>anthropic-workspace-id</w:t>
+      </w:r>
+      <w:r>
+        <w:t xml:space="preserve"> header.</w:t>
+      </w:r>
+    </w:p>
+    <w:p>
+      <w:r>
+        <w:t xml:space="preserve">Two ways forward, both now supported: create a </w:t>
+      </w:r>
+      <w:r>
+        <w:rPr>
+          <w:b/>
+        </w:rPr>
+        <w:t>workspace-scoped key</w:t>
+      </w:r>
+      <w:r>
+        <w:t xml:space="preserve"> in the Console (</w:t>
+      </w:r>
+      <w:r>
+        <w:rPr>
+          <w:rFonts w:ascii="Consolas" w:hAnsi="Consolas"/>
+          <w:color w:val="333333"/>
+          <w:sz w:val="19"/>
+        </w:rPr>
+        <w:t>sk-ant-api03-…</w:t>
+      </w:r>
+      <w:r>
+        <w:t xml:space="preserve">, which carries its own workspace and needs nothing else), or set </w:t>
+      </w:r>
+      <w:r>
+        <w:rPr>
+          <w:rFonts w:ascii="Consolas" w:hAnsi="Consolas"/>
+          <w:color w:val="333333"/>
+          <w:sz w:val="19"/>
+        </w:rPr>
+        <w:t>ANTHROPIC_WORKSPACE_ID</w:t>
+      </w:r>
+      <w:r>
+        <w:t xml:space="preserve"> alongside the user key — </w:t>
+      </w:r>
+      <w:r>
+        <w:rPr>
+          <w:rFonts w:ascii="Consolas" w:hAnsi="Consolas"/>
+          <w:color w:val="333333"/>
+          <w:sz w:val="19"/>
+        </w:rPr>
+        <w:t>clients/claude.py</w:t>
+      </w:r>
+      <w:r>
+        <w:t xml:space="preserve"> sends it as a default header when present.</w:t>
+      </w:r>
+    </w:p>
+    <w:p>
+      <w:r>
+        <w:t>Two related fixes while reading the current API guidance:</w:t>
       </w:r>
     </w:p>
     <w:p>
@@ -3038,10 +3131,147 @@
         <w:rPr>
           <w:b/>
         </w:rPr>
-        <w:t>The Mac's disk is full</w:t>
-      </w:r>
-      <w:r>
-        <w:t xml:space="preserve"> (1.2 GB free of 228 GB). This forced Docker's filesystem read-only mid-build. ~8.7 GB was reclaimed inside Docker but </w:t>
+        <w:t>`max_tokens` was far too small.</w:t>
+      </w:r>
+      <w:r>
+        <w:t xml:space="preserve"> The health-check call used </w:t>
+      </w:r>
+      <w:r>
+        <w:rPr>
+          <w:rFonts w:ascii="Consolas" w:hAnsi="Consolas"/>
+          <w:color w:val="333333"/>
+          <w:sz w:val="19"/>
+        </w:rPr>
+        <w:t>max_tokens=16</w:t>
+      </w:r>
+      <w:r>
+        <w:t xml:space="preserve">. On current models thinking is on by default and </w:t>
+      </w:r>
+      <w:r>
+        <w:rPr>
+          <w:b/>
+        </w:rPr>
+        <w:t>thinking tokens count against `max_tokens`</w:t>
+      </w:r>
+      <w:r>
+        <w:t>, so a tight ceiling gets consumed by reasoning and returns empty text — a failure that looks like the model ignoring you. The client default is now 16,000.</w:t>
+      </w:r>
+    </w:p>
+    <w:p>
+      <w:pPr>
+        <w:pStyle w:val="ListBullet"/>
+      </w:pPr>
+      <w:r>
+        <w:t xml:space="preserve">A latent bug surfaced here: </w:t>
+      </w:r>
+      <w:r>
+        <w:rPr>
+          <w:rFonts w:ascii="Consolas" w:hAnsi="Consolas"/>
+          <w:color w:val="333333"/>
+          <w:sz w:val="19"/>
+        </w:rPr>
+        <w:t>config.py</w:t>
+      </w:r>
+      <w:r>
+        <w:t xml:space="preserve"> resolved the repo root with </w:t>
+      </w:r>
+      <w:r>
+        <w:rPr>
+          <w:rFonts w:ascii="Consolas" w:hAnsi="Consolas"/>
+          <w:color w:val="333333"/>
+          <w:sz w:val="19"/>
+        </w:rPr>
+        <w:t>parents[3]</w:t>
+      </w:r>
+      <w:r>
+        <w:t xml:space="preserve">, which is </w:t>
+      </w:r>
+      <w:r>
+        <w:rPr>
+          <w:rFonts w:ascii="Consolas" w:hAnsi="Consolas"/>
+          <w:color w:val="333333"/>
+          <w:sz w:val="19"/>
+        </w:rPr>
+        <w:t>apps/</w:t>
+      </w:r>
+      <w:r>
+        <w:t xml:space="preserve">, not the repository root — so </w:t>
+      </w:r>
+      <w:r>
+        <w:rPr>
+          <w:b/>
+        </w:rPr>
+        <w:t>`.env` was never being read</w:t>
+      </w:r>
+      <w:r>
+        <w:t xml:space="preserve">. Nothing failed loudly because Docker passes environment variables directly and an unset API key just looks like "not configured yet". Fixed to </w:t>
+      </w:r>
+      <w:r>
+        <w:rPr>
+          <w:rFonts w:ascii="Consolas" w:hAnsi="Consolas"/>
+          <w:color w:val="333333"/>
+          <w:sz w:val="19"/>
+        </w:rPr>
+        <w:t>parents[4]</w:t>
+      </w:r>
+      <w:r>
+        <w:t xml:space="preserve">, with a test asserting </w:t>
+      </w:r>
+      <w:r>
+        <w:rPr>
+          <w:rFonts w:ascii="Consolas" w:hAnsi="Consolas"/>
+          <w:color w:val="333333"/>
+          <w:sz w:val="19"/>
+        </w:rPr>
+        <w:t>.env.example</w:t>
+      </w:r>
+      <w:r>
+        <w:t xml:space="preserve"> and </w:t>
+      </w:r>
+      <w:r>
+        <w:rPr>
+          <w:rFonts w:ascii="Consolas" w:hAnsi="Consolas"/>
+          <w:color w:val="333333"/>
+          <w:sz w:val="19"/>
+        </w:rPr>
+        <w:t>docker-compose.yml</w:t>
+      </w:r>
+      <w:r>
+        <w:t xml:space="preserve"> sit beside it.</w:t>
+      </w:r>
+    </w:p>
+    <w:p>
+      <w:r>
+        <w:rPr>
+          <w:b/>
+        </w:rPr>
+        <w:t>The model stays `claude-sonnet-5`</w:t>
+      </w:r>
+      <w:r>
+        <w:t>, matching the scope document's choice of a Sonnet-tier model. Opus is roughly 2.5× the price; Sonnet is the right default for generating marketing copy at volume.</w:t>
+      </w:r>
+    </w:p>
+    <w:p>
+      <w:pPr>
+        <w:pStyle w:val="Heading2"/>
+      </w:pPr>
+      <w:r/>
+      <w:r>
+        <w:t>Known environment problems</w:t>
+      </w:r>
+    </w:p>
+    <w:p>
+      <w:pPr>
+        <w:pStyle w:val="ListBullet"/>
+      </w:pPr>
+      <w:r>
+        <w:rPr>
+          <w:b/>
+        </w:rPr>
+        <w:t>Disk pressure.</w:t>
+      </w:r>
+      <w:r>
+        <w:t xml:space="preserve"> The Mac ran down to 1.2 GB free of 228 GB, which forced Docker's filesystem read-only mid-build. ~8.7 GB was reclaimed inside Docker (</w:t>
       </w:r>
       <w:r>
         <w:rPr>
@@ -3052,13 +3282,16 @@
         <w:t>Docker.raw</w:t>
       </w:r>
       <w:r>
-        <w:t xml:space="preserve"> does not shrink, so the host is still nearly full. </w:t>
+        <w:t xml:space="preserve"> does not shrink, so that did not return to the host). Space has since been freed — </w:t>
       </w:r>
       <w:r>
         <w:rPr>
           <w:b/>
         </w:rPr>
-        <w:t>This needs attention or Docker builds will keep failing.</w:t>
+        <w:t>23 GB free as of 9 Oct</w:t>
+      </w:r>
+      <w:r>
+        <w:t>, enough for Docker builds again.</w:t>
       </w:r>
     </w:p>
     <w:p>
@@ -3066,7 +3299,7 @@
         <w:pStyle w:val="ListBullet"/>
       </w:pPr>
       <w:r>
-        <w:t xml:space="preserve">Development therefore currently runs on the </w:t>
+        <w:t xml:space="preserve">Development currently runs on the </w:t>
       </w:r>
       <w:r>
         <w:rPr>

--- a/docs/Sendox-Development-Log.docx
+++ b/docs/Sendox-Development-Log.docx
@@ -3249,6 +3249,450 @@
       </w:r>
       <w:r>
         <w:t>, matching the scope document's choice of a Sonnet-tier model. Opus is roughly 2.5× the price; Sonnet is the right default for generating marketing copy at volume.</w:t>
+      </w:r>
+    </w:p>
+    <w:p>
+      <w:pPr>
+        <w:pStyle w:val="Heading2"/>
+      </w:pPr>
+      <w:r/>
+      <w:r>
+        <w:t>First CI run — three failures, all real · 9 Oct 2026</w:t>
+      </w:r>
+    </w:p>
+    <w:p>
+      <w:r>
+        <w:t xml:space="preserve">The GitHub token finally had the </w:t>
+      </w:r>
+      <w:r>
+        <w:rPr>
+          <w:rFonts w:ascii="Consolas" w:hAnsi="Consolas"/>
+          <w:color w:val="333333"/>
+          <w:sz w:val="19"/>
+        </w:rPr>
+        <w:t>workflow</w:t>
+      </w:r>
+      <w:r>
+        <w:t xml:space="preserve"> scope, so </w:t>
+      </w:r>
+      <w:r>
+        <w:rPr>
+          <w:rFonts w:ascii="Consolas" w:hAnsi="Consolas"/>
+          <w:color w:val="333333"/>
+          <w:sz w:val="19"/>
+        </w:rPr>
+        <w:t>ci.yml</w:t>
+      </w:r>
+      <w:r>
+        <w:t xml:space="preserve"> could be pushed and ran for the first time. All four jobs failed, and every failure was a genuine defect rather than CI noise. This is the argument for CI in one run: each of these passed locally.</w:t>
+      </w:r>
+    </w:p>
+    <w:p>
+      <w:r>
+        <w:rPr>
+          <w:b/>
+        </w:rPr>
+        <w:t>1. The container could not start at all — caused by the previous fix.</w:t>
+      </w:r>
+      <w:r>
+        <w:t xml:space="preserve"> Resolving the repository root as </w:t>
+      </w:r>
+      <w:r>
+        <w:rPr>
+          <w:rFonts w:ascii="Consolas" w:hAnsi="Consolas"/>
+          <w:color w:val="333333"/>
+          <w:sz w:val="19"/>
+        </w:rPr>
+        <w:t>Path(__file__).parents[4]</w:t>
+      </w:r>
+      <w:r>
+        <w:t xml:space="preserve"> is correct inside the repository (</w:t>
+      </w:r>
+      <w:r>
+        <w:rPr>
+          <w:rFonts w:ascii="Consolas" w:hAnsi="Consolas"/>
+          <w:color w:val="333333"/>
+          <w:sz w:val="19"/>
+        </w:rPr>
+        <w:t>apps/api/src/sendox_api/config.py</w:t>
+      </w:r>
+      <w:r>
+        <w:t xml:space="preserve">) but the container image flattens the tree to </w:t>
+      </w:r>
+      <w:r>
+        <w:rPr>
+          <w:rFonts w:ascii="Consolas" w:hAnsi="Consolas"/>
+          <w:color w:val="333333"/>
+          <w:sz w:val="19"/>
+        </w:rPr>
+        <w:t>/app/src/sendox_api/config.py</w:t>
+      </w:r>
+      <w:r>
+        <w:t>, where there is no fourth parent:</w:t>
+      </w:r>
+    </w:p>
+    <w:p>
+      <w:pPr>
+        <w:spacing w:before="120" w:after="200"/>
+        <w:ind w:left="360"/>
+        <w:shd w:val="clear" w:fill="F4F4F6"/>
+      </w:pPr>
+      <w:r>
+        <w:rPr>
+          <w:rFonts w:ascii="Consolas" w:hAnsi="Consolas"/>
+          <w:color w:val="333333"/>
+          <w:sz w:val="18"/>
+        </w:rPr>
+        <w:t>File "/app/src/sendox_api/config.py", line 10</w:t>
+        <w:br/>
+        <w:t xml:space="preserve">  _REPO_ROOT = Path(__file__).resolve().parents[4]</w:t>
+        <w:br/>
+        <w:t>IndexError: 4</w:t>
+      </w:r>
+    </w:p>
+    <w:p>
+      <w:r>
+        <w:t>Counting parents encodes an assumption about directory depth that differs per environment. Replaced with an upward search for a marker file (</w:t>
+      </w:r>
+      <w:r>
+        <w:rPr>
+          <w:rFonts w:ascii="Consolas" w:hAnsi="Consolas"/>
+          <w:color w:val="333333"/>
+          <w:sz w:val="19"/>
+        </w:rPr>
+        <w:t>docker-compose.yml</w:t>
+      </w:r>
+      <w:r>
+        <w:t xml:space="preserve">, chosen because it is committed, unlike </w:t>
+      </w:r>
+      <w:r>
+        <w:rPr>
+          <w:rFonts w:ascii="Consolas" w:hAnsi="Consolas"/>
+          <w:color w:val="333333"/>
+          <w:sz w:val="19"/>
+        </w:rPr>
+        <w:t>.env</w:t>
+      </w:r>
+      <w:r>
+        <w:t>), falling back harmlessly when no repository is present — which is exactly the container's situation, where configuration comes from the environment anyway.</w:t>
+      </w:r>
+    </w:p>
+    <w:p>
+      <w:r>
+        <w:rPr>
+          <w:b/>
+        </w:rPr>
+        <w:t>2. The API job never ran migrations</w:t>
+      </w:r>
+      <w:r>
+        <w:t xml:space="preserve">, so 32 tests failed with </w:t>
+      </w:r>
+      <w:r>
+        <w:rPr>
+          <w:rFonts w:ascii="Consolas" w:hAnsi="Consolas"/>
+          <w:color w:val="333333"/>
+          <w:sz w:val="19"/>
+        </w:rPr>
+        <w:t>role "sendox_app" does not exist</w:t>
+      </w:r>
+      <w:r>
+        <w:t xml:space="preserve">. Obvious in hindsight: the test database is created fresh by the GitHub service container, and the schema </w:t>
+      </w:r>
+      <w:r>
+        <w:rPr>
+          <w:i/>
+        </w:rPr>
+        <w:t>and</w:t>
+      </w:r>
+      <w:r>
+        <w:t xml:space="preserve"> that non-superuser role both come from a migration. Added an </w:t>
+      </w:r>
+      <w:r>
+        <w:rPr>
+          <w:rFonts w:ascii="Consolas" w:hAnsi="Consolas"/>
+          <w:color w:val="333333"/>
+          <w:sz w:val="19"/>
+        </w:rPr>
+        <w:t>alembic upgrade head</w:t>
+      </w:r>
+      <w:r>
+        <w:t xml:space="preserve"> step before the test step.</w:t>
+      </w:r>
+    </w:p>
+    <w:p>
+      <w:r>
+        <w:rPr>
+          <w:b/>
+        </w:rPr>
+        <w:t>3. `pnpm install --frozen-lockfile` failed both Node jobs</w:t>
+      </w:r>
+      <w:r>
+        <w:t xml:space="preserve"> with </w:t>
+      </w:r>
+      <w:r>
+        <w:rPr>
+          <w:rFonts w:ascii="Consolas" w:hAnsi="Consolas"/>
+          <w:color w:val="333333"/>
+          <w:sz w:val="19"/>
+        </w:rPr>
+        <w:t>ERR_PNPM_IGNORED_BUILDS: unrs-resolver</w:t>
+      </w:r>
+      <w:r>
+        <w:t xml:space="preserve">. The fix locally had been </w:t>
+      </w:r>
+      <w:r>
+        <w:rPr>
+          <w:rFonts w:ascii="Consolas" w:hAnsi="Consolas"/>
+          <w:color w:val="333333"/>
+          <w:sz w:val="19"/>
+        </w:rPr>
+        <w:t>pnpm rebuild</w:t>
+      </w:r>
+      <w:r>
+        <w:t xml:space="preserve">, which papered over the real cause: pnpm 11 gates dependency install scripts on an </w:t>
+      </w:r>
+      <w:r>
+        <w:rPr>
+          <w:rFonts w:ascii="Consolas" w:hAnsi="Consolas"/>
+          <w:color w:val="333333"/>
+          <w:sz w:val="19"/>
+        </w:rPr>
+        <w:t>allowBuilds</w:t>
+      </w:r>
+      <w:r>
+        <w:t xml:space="preserve"> block in </w:t>
+      </w:r>
+      <w:r>
+        <w:rPr>
+          <w:rFonts w:ascii="Consolas" w:hAnsi="Consolas"/>
+          <w:color w:val="333333"/>
+          <w:sz w:val="19"/>
+        </w:rPr>
+        <w:t>pnpm-workspace.yaml</w:t>
+      </w:r>
+      <w:r>
+        <w:t xml:space="preserve">, and it had written a </w:t>
+      </w:r>
+      <w:r>
+        <w:rPr>
+          <w:b/>
+        </w:rPr>
+        <w:t>placeholder</w:t>
+      </w:r>
+      <w:r>
+        <w:t xml:space="preserve"> there — </w:t>
+      </w:r>
+      <w:r>
+        <w:rPr>
+          <w:rFonts w:ascii="Consolas" w:hAnsi="Consolas"/>
+          <w:color w:val="333333"/>
+          <w:sz w:val="19"/>
+        </w:rPr>
+        <w:t>unrs-resolver: set this to true or false</w:t>
+      </w:r>
+      <w:r>
+        <w:t xml:space="preserve"> — which is not a boolean, so the package stayed unapproved. The </w:t>
+      </w:r>
+      <w:r>
+        <w:rPr>
+          <w:rFonts w:ascii="Consolas" w:hAnsi="Consolas"/>
+          <w:color w:val="333333"/>
+          <w:sz w:val="19"/>
+        </w:rPr>
+        <w:t>onlyBuiltDependencies</w:t>
+      </w:r>
+      <w:r>
+        <w:t xml:space="preserve"> list that was also present is read by </w:t>
+      </w:r>
+      <w:r>
+        <w:rPr>
+          <w:rFonts w:ascii="Consolas" w:hAnsi="Consolas"/>
+          <w:color w:val="333333"/>
+          <w:sz w:val="19"/>
+        </w:rPr>
+        <w:t>pnpm config</w:t>
+      </w:r>
+      <w:r>
+        <w:t xml:space="preserve"> but is not the gate. </w:t>
+      </w:r>
+      <w:r>
+        <w:rPr>
+          <w:rFonts w:ascii="Consolas" w:hAnsi="Consolas"/>
+          <w:color w:val="333333"/>
+          <w:sz w:val="19"/>
+        </w:rPr>
+        <w:t>pnpm approve-builds --all</w:t>
+      </w:r>
+      <w:r>
+        <w:t xml:space="preserve"> writes the correct block. Verified by deleting every </w:t>
+      </w:r>
+      <w:r>
+        <w:rPr>
+          <w:rFonts w:ascii="Consolas" w:hAnsi="Consolas"/>
+          <w:color w:val="333333"/>
+          <w:sz w:val="19"/>
+        </w:rPr>
+        <w:t>node_modules</w:t>
+      </w:r>
+      <w:r>
+        <w:t xml:space="preserve"> and installing from scratch, which is what CI does every run.</w:t>
+      </w:r>
+    </w:p>
+    <w:p>
+      <w:r>
+        <w:t xml:space="preserve">The lesson worth keeping: </w:t>
+      </w:r>
+      <w:r>
+        <w:rPr>
+          <w:b/>
+        </w:rPr>
+        <w:t>"it works on my machine" was true in all three cases.</w:t>
+      </w:r>
+      <w:r>
+        <w:t xml:space="preserve"> A local environment accumulates state — an already-migrated database, an already-rebuilt native module, a source tree that happens to be the right depth — and CI has none of it.</w:t>
+      </w:r>
+    </w:p>
+    <w:p>
+      <w:pPr>
+        <w:pStyle w:val="Heading2"/>
+      </w:pPr>
+      <w:r/>
+      <w:r>
+        <w:t>Anthropic API, working · 9 Oct 2026</w:t>
+      </w:r>
+    </w:p>
+    <w:p>
+      <w:r>
+        <w:t>Three attempts to get a usable key, each failing differently and each worth knowing:</w:t>
+      </w:r>
+    </w:p>
+    <w:p>
+      <w:pPr>
+        <w:pStyle w:val="ListNumber"/>
+      </w:pPr>
+      <w:r>
+        <w:rPr>
+          <w:b/>
+        </w:rPr>
+        <w:t>Unscoped key</w:t>
+      </w:r>
+      <w:r>
+        <w:t xml:space="preserve"> — </w:t>
+      </w:r>
+      <w:r>
+        <w:rPr>
+          <w:rFonts w:ascii="Consolas" w:hAnsi="Consolas"/>
+          <w:color w:val="333333"/>
+          <w:sz w:val="19"/>
+        </w:rPr>
+        <w:t>This API key is not scoped to a workspace</w:t>
+      </w:r>
+      <w:r>
+        <w:t xml:space="preserve">. The </w:t>
+      </w:r>
+      <w:r>
+        <w:rPr>
+          <w:rFonts w:ascii="Consolas" w:hAnsi="Consolas"/>
+          <w:color w:val="333333"/>
+          <w:sz w:val="19"/>
+        </w:rPr>
+        <w:t>sk-ant-usr-</w:t>
+      </w:r>
+      <w:r>
+        <w:t xml:space="preserve"> prefix does </w:t>
+      </w:r>
+      <w:r>
+        <w:rPr>
+          <w:i/>
+        </w:rPr>
+        <w:t>not</w:t>
+      </w:r>
+    </w:p>
+    <w:p>
+      <w:r>
+        <w:t>determine this; a user key can be scoped to a workspace in the Console, and the third key was.</w:t>
+      </w:r>
+    </w:p>
+    <w:p>
+      <w:pPr>
+        <w:pStyle w:val="ListNumber"/>
+      </w:pPr>
+      <w:r>
+        <w:rPr>
+          <w:b/>
+        </w:rPr>
+        <w:t>Scoped, but no credits</w:t>
+      </w:r>
+      <w:r>
+        <w:t xml:space="preserve"> — </w:t>
+      </w:r>
+      <w:r>
+        <w:rPr>
+          <w:rFonts w:ascii="Consolas" w:hAnsi="Consolas"/>
+          <w:color w:val="333333"/>
+          <w:sz w:val="19"/>
+        </w:rPr>
+        <w:t>Your credit balance is too low to access the Anthropic API</w:t>
+      </w:r>
+      <w:r>
+        <w:t>. A</w:t>
+      </w:r>
+    </w:p>
+    <w:p>
+      <w:r>
+        <w:t>different 400, and a useful reminder that a working key is not a working account.</w:t>
+      </w:r>
+    </w:p>
+    <w:p>
+      <w:pPr>
+        <w:pStyle w:val="ListNumber"/>
+      </w:pPr>
+      <w:r>
+        <w:rPr>
+          <w:b/>
+        </w:rPr>
+        <w:t>Working.</w:t>
+      </w:r>
+      <w:r>
+        <w:t xml:space="preserve"> </w:t>
+      </w:r>
+      <w:r>
+        <w:rPr>
+          <w:rFonts w:ascii="Consolas" w:hAnsi="Consolas"/>
+          <w:color w:val="333333"/>
+          <w:sz w:val="19"/>
+        </w:rPr>
+        <w:t>/dev/ai/ping</w:t>
+      </w:r>
+      <w:r>
+        <w:t xml:space="preserve"> returns 200, model </w:t>
+      </w:r>
+      <w:r>
+        <w:rPr>
+          <w:rFonts w:ascii="Consolas" w:hAnsi="Consolas"/>
+          <w:color w:val="333333"/>
+          <w:sz w:val="19"/>
+        </w:rPr>
+        <w:t>claude-sonnet-5</w:t>
+      </w:r>
+      <w:r>
+        <w:t>, 34 input / 4 output tokens.</w:t>
+      </w:r>
+    </w:p>
+    <w:p>
+      <w:r>
+        <w:t xml:space="preserve">Every AI feature from here (M9 Strategy, M10 Copywriting, M12 Validation, M19 Optimization) runs through </w:t>
+      </w:r>
+      <w:r>
+        <w:rPr>
+          <w:rFonts w:ascii="Consolas" w:hAnsi="Consolas"/>
+          <w:color w:val="333333"/>
+          <w:sz w:val="19"/>
+        </w:rPr>
+        <w:t>clients/claude.py</w:t>
+      </w:r>
+      <w:r>
+        <w:t>, so this unblocks all of them.</w:t>
       </w:r>
     </w:p>
     <w:p>

--- a/docs/Sendox-Development-Log.docx
+++ b/docs/Sendox-Development-Log.docx
@@ -3693,6 +3693,844 @@
       </w:r>
       <w:r>
         <w:t>, so this unblocks all of them.</w:t>
+      </w:r>
+    </w:p>
+    <w:p>
+      <w:pPr>
+        <w:pStyle w:val="Heading2"/>
+      </w:pPr>
+      <w:r/>
+      <w:r>
+        <w:t>Phase 1.2 (M3) — Shopify connect · 9 Oct 2026</w:t>
+      </w:r>
+    </w:p>
+    <w:p>
+      <w:r>
+        <w:rPr>
+          <w:b/>
+        </w:rPr>
+        <w:t>Goal:</w:t>
+      </w:r>
+      <w:r>
+        <w:t xml:space="preserve"> a merchant installs Sendox on their own store and approves what it may read — the same flow Klaviyo uses.</w:t>
+      </w:r>
+    </w:p>
+    <w:p>
+      <w:pPr>
+        <w:pStyle w:val="Heading3"/>
+      </w:pPr>
+      <w:r/>
+      <w:r>
+        <w:t>Custom app vs Partner app — the decision that shaped this</w:t>
+      </w:r>
+    </w:p>
+    <w:p>
+      <w:r>
+        <w:t>Shopify offers two app types and they are not interchangeable:</w:t>
+      </w:r>
+    </w:p>
+    <w:tbl>
+      <w:tblPr>
+        <w:tblStyle w:val="LightGrid-Accent1"/>
+        <w:tblW w:type="auto" w:w="0"/>
+        <w:jc w:val="left"/>
+        <w:tblLook w:firstColumn="1" w:firstRow="1" w:lastColumn="0" w:lastRow="0" w:noHBand="0" w:noVBand="1" w:val="04A0"/>
+      </w:tblPr>
+      <w:tblGrid>
+        <w:gridCol w:w="2880"/>
+        <w:gridCol w:w="2880"/>
+        <w:gridCol w:w="2880"/>
+      </w:tblGrid>
+      <w:tr>
+        <w:tc>
+          <w:tcPr>
+            <w:tcW w:type="dxa" w:w="2880"/>
+          </w:tcPr>
+          <w:p>
+            <w:r>
+              <w:rPr>
+                <w:b/>
+              </w:rPr>
+            </w:r>
+          </w:p>
+        </w:tc>
+        <w:tc>
+          <w:tcPr>
+            <w:tcW w:type="dxa" w:w="2880"/>
+          </w:tcPr>
+          <w:p>
+            <w:r>
+              <w:rPr>
+                <w:b/>
+              </w:rPr>
+            </w:r>
+            <w:r>
+              <w:rPr>
+                <w:b/>
+              </w:rPr>
+              <w:t>Custom app</w:t>
+            </w:r>
+          </w:p>
+        </w:tc>
+        <w:tc>
+          <w:tcPr>
+            <w:tcW w:type="dxa" w:w="2880"/>
+          </w:tcPr>
+          <w:p>
+            <w:r>
+              <w:rPr>
+                <w:b/>
+              </w:rPr>
+            </w:r>
+            <w:r>
+              <w:rPr>
+                <w:b/>
+              </w:rPr>
+              <w:t>Partner app</w:t>
+            </w:r>
+          </w:p>
+        </w:tc>
+      </w:tr>
+      <w:tr>
+        <w:tc>
+          <w:tcPr>
+            <w:tcW w:type="dxa" w:w="2880"/>
+          </w:tcPr>
+          <w:p>
+            <w:r/>
+            <w:r>
+              <w:t>Created in</w:t>
+            </w:r>
+          </w:p>
+        </w:tc>
+        <w:tc>
+          <w:tcPr>
+            <w:tcW w:type="dxa" w:w="2880"/>
+          </w:tcPr>
+          <w:p>
+            <w:r/>
+            <w:r>
+              <w:t>one store's admin</w:t>
+            </w:r>
+          </w:p>
+        </w:tc>
+        <w:tc>
+          <w:tcPr>
+            <w:tcW w:type="dxa" w:w="2880"/>
+          </w:tcPr>
+          <w:p>
+            <w:r/>
+            <w:r>
+              <w:t>partners.shopify.com</w:t>
+            </w:r>
+          </w:p>
+        </w:tc>
+      </w:tr>
+      <w:tr>
+        <w:tc>
+          <w:tcPr>
+            <w:tcW w:type="dxa" w:w="2880"/>
+          </w:tcPr>
+          <w:p>
+            <w:r/>
+            <w:r>
+              <w:t>Installs on</w:t>
+            </w:r>
+          </w:p>
+        </w:tc>
+        <w:tc>
+          <w:tcPr>
+            <w:tcW w:type="dxa" w:w="2880"/>
+          </w:tcPr>
+          <w:p>
+            <w:r/>
+            <w:r>
+              <w:rPr>
+                <w:b/>
+              </w:rPr>
+              <w:t>that store only, ever</w:t>
+            </w:r>
+          </w:p>
+        </w:tc>
+        <w:tc>
+          <w:tcPr>
+            <w:tcW w:type="dxa" w:w="2880"/>
+          </w:tcPr>
+          <w:p>
+            <w:r/>
+            <w:r>
+              <w:t>any store that approves it</w:t>
+            </w:r>
+          </w:p>
+        </w:tc>
+      </w:tr>
+      <w:tr>
+        <w:tc>
+          <w:tcPr>
+            <w:tcW w:type="dxa" w:w="2880"/>
+          </w:tcPr>
+          <w:p>
+            <w:r/>
+            <w:r>
+              <w:t>Auth</w:t>
+            </w:r>
+          </w:p>
+        </w:tc>
+        <w:tc>
+          <w:tcPr>
+            <w:tcW w:type="dxa" w:w="2880"/>
+          </w:tcPr>
+          <w:p>
+            <w:r/>
+            <w:r>
+              <w:t>a token the owner copies</w:t>
+            </w:r>
+          </w:p>
+        </w:tc>
+        <w:tc>
+          <w:tcPr>
+            <w:tcW w:type="dxa" w:w="2880"/>
+          </w:tcPr>
+          <w:p>
+            <w:r/>
+            <w:r>
+              <w:t>OAuth</w:t>
+            </w:r>
+          </w:p>
+        </w:tc>
+      </w:tr>
+      <w:tr>
+        <w:tc>
+          <w:tcPr>
+            <w:tcW w:type="dxa" w:w="2880"/>
+          </w:tcPr>
+          <w:p>
+            <w:r/>
+            <w:r>
+              <w:t>Needs a public URL</w:t>
+            </w:r>
+          </w:p>
+        </w:tc>
+        <w:tc>
+          <w:tcPr>
+            <w:tcW w:type="dxa" w:w="2880"/>
+          </w:tcPr>
+          <w:p>
+            <w:r/>
+            <w:r>
+              <w:t>no</w:t>
+            </w:r>
+          </w:p>
+        </w:tc>
+        <w:tc>
+          <w:tcPr>
+            <w:tcW w:type="dxa" w:w="2880"/>
+          </w:tcPr>
+          <w:p>
+            <w:r/>
+            <w:r>
+              <w:rPr>
+                <w:b/>
+              </w:rPr>
+              <w:t>yes</w:t>
+            </w:r>
+          </w:p>
+        </w:tc>
+      </w:tr>
+    </w:tbl>
+    <w:p/>
+    <w:p>
+      <w:r>
+        <w:t xml:space="preserve">A custom app can never become a product merchants sign up for — every merchant would have to create their own app and paste a token in. </w:t>
+      </w:r>
+      <w:r>
+        <w:rPr>
+          <w:b/>
+        </w:rPr>
+        <w:t>Partner app</w:t>
+      </w:r>
+      <w:r>
+        <w:t>, therefore, which is what the scope document already implies (M3 FE-1 OAuth, FE-3 multi-store).</w:t>
+      </w:r>
+    </w:p>
+    <w:p>
+      <w:r>
+        <w:t xml:space="preserve">The cost is that Shopify will not redirect to </w:t>
+      </w:r>
+      <w:r>
+        <w:rPr>
+          <w:rFonts w:ascii="Consolas" w:hAnsi="Consolas"/>
+          <w:color w:val="333333"/>
+          <w:sz w:val="19"/>
+        </w:rPr>
+        <w:t>localhost</w:t>
+      </w:r>
+      <w:r>
+        <w:t xml:space="preserve">, so development needs a public HTTPS URL. </w:t>
+      </w:r>
+      <w:r>
+        <w:rPr>
+          <w:rFonts w:ascii="Consolas" w:hAnsi="Consolas"/>
+          <w:color w:val="333333"/>
+          <w:sz w:val="19"/>
+        </w:rPr>
+        <w:t>cloudflared tunnel --url http://localhost:8000</w:t>
+      </w:r>
+      <w:r>
+        <w:t xml:space="preserve"> provides one.</w:t>
+      </w:r>
+    </w:p>
+    <w:p>
+      <w:pPr>
+        <w:pStyle w:val="Heading3"/>
+      </w:pPr>
+      <w:r/>
+      <w:r>
+        <w:t>How OAuth works here</w:t>
+      </w:r>
+    </w:p>
+    <w:p>
+      <w:pPr>
+        <w:pStyle w:val="ListNumber"/>
+      </w:pPr>
+      <w:r>
+        <w:t>The merchant types their store handle. We validate it and build an authorize URL pointing at</w:t>
+      </w:r>
+    </w:p>
+    <w:p>
+      <w:r>
+        <w:rPr>
+          <w:b/>
+        </w:rPr>
+        <w:t>their own admin</w:t>
+      </w:r>
+      <w:r>
+        <w:t xml:space="preserve">, carrying our client id, the scopes we want, our redirect URL, and a </w:t>
+      </w:r>
+      <w:r>
+        <w:rPr>
+          <w:rFonts w:ascii="Consolas" w:hAnsi="Consolas"/>
+          <w:color w:val="333333"/>
+          <w:sz w:val="19"/>
+        </w:rPr>
+        <w:t>state</w:t>
+      </w:r>
+      <w:r>
+        <w:t>.</w:t>
+      </w:r>
+    </w:p>
+    <w:p>
+      <w:pPr>
+        <w:pStyle w:val="ListNumber"/>
+      </w:pPr>
+      <w:r>
+        <w:t xml:space="preserve">They approve. Shopify redirects back to our callback with </w:t>
+      </w:r>
+      <w:r>
+        <w:rPr>
+          <w:rFonts w:ascii="Consolas" w:hAnsi="Consolas"/>
+          <w:color w:val="333333"/>
+          <w:sz w:val="19"/>
+        </w:rPr>
+        <w:t>code</w:t>
+      </w:r>
+      <w:r>
+        <w:t xml:space="preserve">, </w:t>
+      </w:r>
+      <w:r>
+        <w:rPr>
+          <w:rFonts w:ascii="Consolas" w:hAnsi="Consolas"/>
+          <w:color w:val="333333"/>
+          <w:sz w:val="19"/>
+        </w:rPr>
+        <w:t>hmac</w:t>
+      </w:r>
+      <w:r>
+        <w:t xml:space="preserve">, </w:t>
+      </w:r>
+      <w:r>
+        <w:rPr>
+          <w:rFonts w:ascii="Consolas" w:hAnsi="Consolas"/>
+          <w:color w:val="333333"/>
+          <w:sz w:val="19"/>
+        </w:rPr>
+        <w:t>shop</w:t>
+      </w:r>
+      <w:r>
+        <w:t xml:space="preserve">, </w:t>
+      </w:r>
+      <w:r>
+        <w:rPr>
+          <w:rFonts w:ascii="Consolas" w:hAnsi="Consolas"/>
+          <w:color w:val="333333"/>
+          <w:sz w:val="19"/>
+        </w:rPr>
+        <w:t>state</w:t>
+      </w:r>
+      <w:r>
+        <w:t>.</w:t>
+      </w:r>
+    </w:p>
+    <w:p>
+      <w:pPr>
+        <w:pStyle w:val="ListNumber"/>
+      </w:pPr>
+      <w:r>
+        <w:t xml:space="preserve">We verify everything (below), then POST the code to </w:t>
+      </w:r>
+      <w:r>
+        <w:rPr>
+          <w:rFonts w:ascii="Consolas" w:hAnsi="Consolas"/>
+          <w:color w:val="333333"/>
+          <w:sz w:val="19"/>
+        </w:rPr>
+        <w:t>https://{shop}/admin/oauth/access_token</w:t>
+      </w:r>
+    </w:p>
+    <w:p>
+      <w:r>
+        <w:t xml:space="preserve">with our client secret and receive a token for </w:t>
+      </w:r>
+      <w:r>
+        <w:rPr>
+          <w:b/>
+        </w:rPr>
+        <w:t>that store</w:t>
+      </w:r>
+      <w:r>
+        <w:t>.</w:t>
+      </w:r>
+    </w:p>
+    <w:p>
+      <w:pPr>
+        <w:pStyle w:val="Heading3"/>
+      </w:pPr>
+      <w:r/>
+      <w:r>
+        <w:t>The callback is unauthenticated, so everything it trusts is proven</w:t>
+      </w:r>
+    </w:p>
+    <w:p>
+      <w:r>
+        <w:t xml:space="preserve">The browser returning from Shopify may carry no session cookie, so the callback cannot be behind auth. Three checks replace it, and the </w:t>
+      </w:r>
+      <w:r>
+        <w:rPr>
+          <w:b/>
+        </w:rPr>
+        <w:t>order matters</w:t>
+      </w:r>
+      <w:r>
+        <w:t>:</w:t>
+      </w:r>
+    </w:p>
+    <w:p>
+      <w:pPr>
+        <w:pStyle w:val="ListBullet"/>
+      </w:pPr>
+      <w:r>
+        <w:rPr>
+          <w:b/>
+        </w:rPr>
+        <w:t>The shop domain</w:t>
+      </w:r>
+      <w:r>
+        <w:t xml:space="preserve">, validated against </w:t>
+      </w:r>
+      <w:r>
+        <w:rPr>
+          <w:rFonts w:ascii="Consolas" w:hAnsi="Consolas"/>
+          <w:color w:val="333333"/>
+          <w:sz w:val="19"/>
+        </w:rPr>
+        <w:t>^[a-z0-9][a-z0-9-]*\.myshopify\.com$</w:t>
+      </w:r>
+      <w:r>
+        <w:t xml:space="preserve"> — anchored at both ends. This runs first because the domain is used to build the URL we redirect to </w:t>
+      </w:r>
+      <w:r>
+        <w:rPr>
+          <w:i/>
+        </w:rPr>
+        <w:t>and</w:t>
+      </w:r>
+      <w:r>
+        <w:t xml:space="preserve"> the URL we post our client secret to. </w:t>
+      </w:r>
+      <w:r>
+        <w:rPr>
+          <w:rFonts w:ascii="Consolas" w:hAnsi="Consolas"/>
+          <w:color w:val="333333"/>
+          <w:sz w:val="19"/>
+        </w:rPr>
+        <w:t>store.myshopify.com.attacker.example</w:t>
+      </w:r>
+      <w:r>
+        <w:t xml:space="preserve"> passes a naive "contains myshopify.com" check and would send our secret to the attacker.</w:t>
+      </w:r>
+    </w:p>
+    <w:p>
+      <w:pPr>
+        <w:pStyle w:val="ListBullet"/>
+      </w:pPr>
+      <w:r>
+        <w:rPr>
+          <w:b/>
+        </w:rPr>
+        <w:t>The HMAC</w:t>
+      </w:r>
+      <w:r>
+        <w:t xml:space="preserve">, computed over every query parameter except </w:t>
+      </w:r>
+      <w:r>
+        <w:rPr>
+          <w:rFonts w:ascii="Consolas" w:hAnsi="Consolas"/>
+          <w:color w:val="333333"/>
+          <w:sz w:val="19"/>
+        </w:rPr>
+        <w:t>hmac</w:t>
+      </w:r>
+      <w:r>
+        <w:t xml:space="preserve"> itself, sorted and joined, keyed with the client secret, compared with </w:t>
+      </w:r>
+      <w:r>
+        <w:rPr>
+          <w:rFonts w:ascii="Consolas" w:hAnsi="Consolas"/>
+          <w:color w:val="333333"/>
+          <w:sz w:val="19"/>
+        </w:rPr>
+        <w:t>hmac.compare_digest</w:t>
+      </w:r>
+      <w:r>
+        <w:t xml:space="preserve"> so a wrong digest cannot be discovered byte by byte.</w:t>
+      </w:r>
+    </w:p>
+    <w:p>
+      <w:pPr>
+        <w:pStyle w:val="ListBullet"/>
+      </w:pPr>
+      <w:r>
+        <w:rPr>
+          <w:b/>
+        </w:rPr>
+        <w:t>The state</w:t>
+      </w:r>
+      <w:r>
+        <w:t>, a short-lived JWT carrying the workspace that started the install. Signed rather than stored in a table — it already has to survive a round trip through Shopify, and a signature carries the workspace without a lookup. This is what stops a CSRF-driven install landing in someone else's workspace.</w:t>
+      </w:r>
+    </w:p>
+    <w:p>
+      <w:pPr>
+        <w:pStyle w:val="Heading3"/>
+      </w:pPr>
+      <w:r/>
+      <w:r>
+        <w:t>Storing the token</w:t>
+      </w:r>
+    </w:p>
+    <w:p>
+      <w:r>
+        <w:t xml:space="preserve">Unlike a password, the token must be </w:t>
+      </w:r>
+      <w:r>
+        <w:rPr>
+          <w:b/>
+        </w:rPr>
+        <w:t>recoverable</w:t>
+      </w:r>
+      <w:r>
+        <w:t xml:space="preserve"> — we send it to Shopify on every request — so hashing is not an option. AES-256-GCM with a key derived per workspace from one master secret (</w:t>
+      </w:r>
+      <w:r>
+        <w:rPr>
+          <w:rFonts w:ascii="Consolas" w:hAnsi="Consolas"/>
+          <w:color w:val="333333"/>
+          <w:sz w:val="19"/>
+        </w:rPr>
+        <w:t>crypto.py</w:t>
+      </w:r>
+      <w:r>
+        <w:t xml:space="preserve">). One leaked key exposes one workspace. The tenant id is authenticated alongside the ciphertext, so a token row copied into another workspace fails to decrypt. </w:t>
+      </w:r>
+      <w:r>
+        <w:rPr>
+          <w:rFonts w:ascii="Consolas" w:hAnsi="Consolas"/>
+          <w:color w:val="333333"/>
+          <w:sz w:val="19"/>
+        </w:rPr>
+        <w:t>shopify_stores</w:t>
+      </w:r>
+      <w:r>
+        <w:t xml:space="preserve"> is also row-level-security protected like every other tenant-scoped table.</w:t>
+      </w:r>
+    </w:p>
+    <w:p>
+      <w:pPr>
+        <w:pStyle w:val="Heading3"/>
+      </w:pPr>
+      <w:r/>
+      <w:r>
+        <w:t>The Admin API client</w:t>
+      </w:r>
+    </w:p>
+    <w:p>
+      <w:r>
+        <w:t xml:space="preserve">Two things make Shopify awkward, both handled in </w:t>
+      </w:r>
+      <w:r>
+        <w:rPr>
+          <w:rFonts w:ascii="Consolas" w:hAnsi="Consolas"/>
+          <w:color w:val="333333"/>
+          <w:sz w:val="19"/>
+        </w:rPr>
+        <w:t>clients/shopify.py</w:t>
+      </w:r>
+      <w:r>
+        <w:t>:</w:t>
+      </w:r>
+    </w:p>
+    <w:p>
+      <w:pPr>
+        <w:pStyle w:val="ListBullet"/>
+      </w:pPr>
+      <w:r>
+        <w:rPr>
+          <w:b/>
+        </w:rPr>
+        <w:t>Rate limits</w:t>
+      </w:r>
+      <w:r>
+        <w:t xml:space="preserve"> are a leaky bucket — 40 burst, refilling 2/second — and Shopify reports how full it is in </w:t>
+      </w:r>
+      <w:r>
+        <w:rPr>
+          <w:rFonts w:ascii="Consolas" w:hAnsi="Consolas"/>
+          <w:color w:val="333333"/>
+          <w:sz w:val="19"/>
+        </w:rPr>
+        <w:t>X-Shopify-Shop-Api-Call-Limit</w:t>
+      </w:r>
+      <w:r>
+        <w:t>. Rather than sprinting into a 429 and backing off, the client</w:t>
+      </w:r>
+    </w:p>
+    <w:p>
+      <w:r>
+        <w:rPr>
+          <w:i/>
+        </w:rPr>
+        <w:t>slows down as the bucket fills</w:t>
+      </w:r>
+      <w:r>
+        <w:t xml:space="preserve">, so a bulk import runs at a steady pace instead of bursts punctuated by failures. A real 429 is still honoured via </w:t>
+      </w:r>
+      <w:r>
+        <w:rPr>
+          <w:rFonts w:ascii="Consolas" w:hAnsi="Consolas"/>
+          <w:color w:val="333333"/>
+          <w:sz w:val="19"/>
+        </w:rPr>
+        <w:t>Retry-After</w:t>
+      </w:r>
+      <w:r>
+        <w:t>.</w:t>
+      </w:r>
+    </w:p>
+    <w:p>
+      <w:pPr>
+        <w:pStyle w:val="ListBullet"/>
+      </w:pPr>
+      <w:r>
+        <w:rPr>
+          <w:b/>
+        </w:rPr>
+        <w:t>Pagination is cursor-based</w:t>
+      </w:r>
+      <w:r>
+        <w:t xml:space="preserve"> through an opaque </w:t>
+      </w:r>
+      <w:r>
+        <w:rPr>
+          <w:rFonts w:ascii="Consolas" w:hAnsi="Consolas"/>
+          <w:color w:val="333333"/>
+          <w:sz w:val="19"/>
+        </w:rPr>
+        <w:t>Link</w:t>
+      </w:r>
+      <w:r>
+        <w:t xml:space="preserve"> header, not page numbers. </w:t>
+      </w:r>
+      <w:r>
+        <w:rPr>
+          <w:rFonts w:ascii="Consolas" w:hAnsi="Consolas"/>
+          <w:color w:val="333333"/>
+          <w:sz w:val="19"/>
+        </w:rPr>
+        <w:t>paginate()</w:t>
+      </w:r>
+      <w:r>
+        <w:t xml:space="preserve"> follows it so callers write an ordinary loop. Note the cursor URL carries its own query string, so follow-up requests must not re-send the original params — doing so returns the first page forever.</w:t>
+      </w:r>
+    </w:p>
+    <w:p>
+      <w:pPr>
+        <w:pStyle w:val="Heading3"/>
+      </w:pPr>
+      <w:r/>
+      <w:r>
+        <w:t>A routing mistake worth recording</w:t>
+      </w:r>
+    </w:p>
+    <w:p>
+      <w:r>
+        <w:t xml:space="preserve">The endpoints were first written as </w:t>
+      </w:r>
+      <w:r>
+        <w:rPr>
+          <w:rFonts w:ascii="Consolas" w:hAnsi="Consolas"/>
+          <w:color w:val="333333"/>
+          <w:sz w:val="19"/>
+        </w:rPr>
+        <w:t>/shopify/status</w:t>
+      </w:r>
+      <w:r>
+        <w:t xml:space="preserve"> and </w:t>
+      </w:r>
+      <w:r>
+        <w:rPr>
+          <w:rFonts w:ascii="Consolas" w:hAnsi="Consolas"/>
+          <w:color w:val="333333"/>
+          <w:sz w:val="19"/>
+        </w:rPr>
+        <w:t>/shopify/install</w:t>
+      </w:r>
+      <w:r>
+        <w:t xml:space="preserve">, but the workspace dependency resolves </w:t>
+      </w:r>
+      <w:r>
+        <w:rPr>
+          <w:rFonts w:ascii="Consolas" w:hAnsi="Consolas"/>
+          <w:color w:val="333333"/>
+          <w:sz w:val="19"/>
+        </w:rPr>
+        <w:t>workspace_id</w:t>
+      </w:r>
+      <w:r>
+        <w:t xml:space="preserve"> from the </w:t>
+      </w:r>
+      <w:r>
+        <w:rPr>
+          <w:b/>
+        </w:rPr>
+        <w:t>path</w:t>
+      </w:r>
+      <w:r>
+        <w:t xml:space="preserve"> — so every request failed with </w:t>
+      </w:r>
+      <w:r>
+        <w:rPr>
+          <w:rFonts w:ascii="Consolas" w:hAnsi="Consolas"/>
+          <w:color w:val="333333"/>
+          <w:sz w:val="19"/>
+        </w:rPr>
+        <w:t>Field required: path.workspace_id</w:t>
+      </w:r>
+      <w:r>
+        <w:t xml:space="preserve">. Split into two routers: the authenticated work lives under </w:t>
+      </w:r>
+      <w:r>
+        <w:rPr>
+          <w:rFonts w:ascii="Consolas" w:hAnsi="Consolas"/>
+          <w:color w:val="333333"/>
+          <w:sz w:val="19"/>
+        </w:rPr>
+        <w:t>/workspaces/{workspace_id}/shopify/...</w:t>
+      </w:r>
+      <w:r>
+        <w:t xml:space="preserve"> alongside members and invitations, and only the callback stays at </w:t>
+      </w:r>
+      <w:r>
+        <w:rPr>
+          <w:rFonts w:ascii="Consolas" w:hAnsi="Consolas"/>
+          <w:color w:val="333333"/>
+          <w:sz w:val="19"/>
+        </w:rPr>
+        <w:t>/shopify/callback</w:t>
+      </w:r>
+      <w:r>
+        <w:t>, because the merchant returning from Shopify has no workspace in hand.</w:t>
+      </w:r>
+    </w:p>
+    <w:p>
+      <w:pPr>
+        <w:pStyle w:val="Heading3"/>
+      </w:pPr>
+      <w:r/>
+      <w:r>
+        <w:t>Also fixed</w:t>
+      </w:r>
+    </w:p>
+    <w:p>
+      <w:r>
+        <w:t xml:space="preserve">Alembic autogenerate emits </w:t>
+      </w:r>
+      <w:r>
+        <w:rPr>
+          <w:rFonts w:ascii="Consolas" w:hAnsi="Consolas"/>
+          <w:color w:val="333333"/>
+          <w:sz w:val="19"/>
+        </w:rPr>
+        <w:t>postgresql.JSONB</w:t>
+      </w:r>
+      <w:r>
+        <w:t xml:space="preserve"> / </w:t>
+      </w:r>
+      <w:r>
+        <w:rPr>
+          <w:rFonts w:ascii="Consolas" w:hAnsi="Consolas"/>
+          <w:color w:val="333333"/>
+          <w:sz w:val="19"/>
+        </w:rPr>
+        <w:t>postgresql.ENUM</w:t>
+      </w:r>
+      <w:r>
+        <w:t xml:space="preserve"> without importing the dialect, which fails at runtime rather than at review time — it had bitten three migrations. The import is now in </w:t>
+      </w:r>
+      <w:r>
+        <w:rPr>
+          <w:rFonts w:ascii="Consolas" w:hAnsi="Consolas"/>
+          <w:color w:val="333333"/>
+          <w:sz w:val="19"/>
+        </w:rPr>
+        <w:t>alembic/script.py.mako</w:t>
+      </w:r>
+      <w:r>
+        <w:t>, so every generated migration has it, with ruff's unused-import rule waived for that directory.</w:t>
+      </w:r>
+    </w:p>
+    <w:p>
+      <w:pPr>
+        <w:pStyle w:val="Heading3"/>
+      </w:pPr>
+      <w:r/>
+      <w:r>
+        <w:t>Verified</w:t>
+      </w:r>
+    </w:p>
+    <w:p>
+      <w:r>
+        <w:t xml:space="preserve">25 OAuth tests covering domain normalisation, five hostile domain shapes, HMAC tampering (edited, added and missing parameters), state forgery and uniqueness. 5 new end-to-end checks in </w:t>
+      </w:r>
+      <w:r>
+        <w:rPr>
+          <w:rFonts w:ascii="Consolas" w:hAnsi="Consolas"/>
+          <w:color w:val="333333"/>
+          <w:sz w:val="19"/>
+        </w:rPr>
+        <w:t>make verify</w:t>
+      </w:r>
+      <w:r>
+        <w:t>. Not yet done in M3: the bulk import and the 15-minute incremental sync.</w:t>
       </w:r>
     </w:p>
     <w:p>

--- a/docs/Sendox-Development-Log.docx
+++ b/docs/Sendox-Development-Log.docx
@@ -4530,7 +4530,239 @@
         <w:t>make verify</w:t>
       </w:r>
       <w:r>
-        <w:t>. Not yet done in M3: the bulk import and the 15-minute incremental sync.</w:t>
+        <w:t>.</w:t>
+      </w:r>
+    </w:p>
+    <w:p>
+      <w:pPr>
+        <w:pStyle w:val="Heading3"/>
+      </w:pPr>
+      <w:r/>
+      <w:r>
+        <w:t>The data layer it feeds (M5)</w:t>
+      </w:r>
+    </w:p>
+    <w:p>
+      <w:r>
+        <w:t>Three tenant-scoped tables, all with the same FORCE'd row-level security policy — a brand's customer list is the most sensitive thing this platform will ever hold:</w:t>
+      </w:r>
+    </w:p>
+    <w:p>
+      <w:pPr>
+        <w:pStyle w:val="ListBullet"/>
+      </w:pPr>
+      <w:r>
+        <w:rPr>
+          <w:b/>
+        </w:rPr>
+        <w:t>`contacts`</w:t>
+      </w:r>
+      <w:r>
+        <w:t xml:space="preserve"> — identity, per-channel consent, and denormalised order totals. Consent is tracked</w:t>
+      </w:r>
+    </w:p>
+    <w:p>
+      <w:r>
+        <w:rPr>
+          <w:b/>
+        </w:rPr>
+        <w:t>per channel</w:t>
+      </w:r>
+      <w:r>
+        <w:t xml:space="preserve"> because the law treats email and SMS separately, and it defaults to </w:t>
+      </w:r>
+      <w:r>
+        <w:rPr>
+          <w:rFonts w:ascii="Consolas" w:hAnsi="Consolas"/>
+          <w:color w:val="333333"/>
+          <w:sz w:val="19"/>
+        </w:rPr>
+        <w:t>unknown</w:t>
+      </w:r>
+      <w:r>
+        <w:t xml:space="preserve"> rather than </w:t>
+      </w:r>
+      <w:r>
+        <w:rPr>
+          <w:rFonts w:ascii="Consolas" w:hAnsi="Consolas"/>
+          <w:color w:val="333333"/>
+          <w:sz w:val="19"/>
+        </w:rPr>
+        <w:t>subscribed</w:t>
+      </w:r>
+      <w:r>
+        <w:t>: emailing people who never opted in is precisely how a sending domain's reputation is destroyed. Order counts are denormalised so segmentation and the predictive models in M20 do not aggregate the event table on every query.</w:t>
+      </w:r>
+    </w:p>
+    <w:p>
+      <w:pPr>
+        <w:pStyle w:val="ListBullet"/>
+      </w:pPr>
+      <w:r>
+        <w:rPr>
+          <w:b/>
+        </w:rPr>
+        <w:t>`events`</w:t>
+      </w:r>
+      <w:r>
+        <w:t xml:space="preserve"> — one row per thing a contact did, with </w:t>
+      </w:r>
+      <w:r>
+        <w:rPr>
+          <w:rFonts w:ascii="Consolas" w:hAnsi="Consolas"/>
+          <w:color w:val="333333"/>
+          <w:sz w:val="19"/>
+        </w:rPr>
+        <w:t>occurred_at</w:t>
+      </w:r>
+      <w:r>
+        <w:t xml:space="preserve"> and a JSONB payload. This is the timeline the Copywriting Agent reads to personalise.</w:t>
+      </w:r>
+    </w:p>
+    <w:p>
+      <w:pPr>
+        <w:pStyle w:val="ListBullet"/>
+      </w:pPr>
+      <w:r>
+        <w:rPr>
+          <w:b/>
+        </w:rPr>
+        <w:t>`products`</w:t>
+      </w:r>
+      <w:r>
+        <w:t xml:space="preserve"> — needed twice later: the Design Agent fills product blocks from it (M11 FE-4), and the validation layer checks AI claims against it (M12 FE-1), which is what stops an invented discount reaching a customer.</w:t>
+      </w:r>
+    </w:p>
+    <w:p>
+      <w:pPr>
+        <w:pStyle w:val="Heading3"/>
+      </w:pPr>
+      <w:r/>
+      <w:r>
+        <w:t>Import design: idempotent by construction</w:t>
+      </w:r>
+    </w:p>
+    <w:p>
+      <w:r>
+        <w:t xml:space="preserve">A 40,000-record import </w:t>
+      </w:r>
+      <w:r>
+        <w:rPr>
+          <w:b/>
+        </w:rPr>
+        <w:t>will</w:t>
+      </w:r>
+      <w:r>
+        <w:t xml:space="preserve"> be interrupted, so re-running it must be free. Everything is upsert-by-external-id: contacts keyed on </w:t>
+      </w:r>
+      <w:r>
+        <w:rPr>
+          <w:rFonts w:ascii="Consolas" w:hAnsi="Consolas"/>
+          <w:color w:val="333333"/>
+          <w:sz w:val="19"/>
+        </w:rPr>
+        <w:t>(tenant, email)</w:t>
+      </w:r>
+      <w:r>
+        <w:t xml:space="preserve">, products on </w:t>
+      </w:r>
+      <w:r>
+        <w:rPr>
+          <w:rFonts w:ascii="Consolas" w:hAnsi="Consolas"/>
+          <w:color w:val="333333"/>
+          <w:sz w:val="19"/>
+        </w:rPr>
+        <w:t>(tenant, shopify_product_id)</w:t>
+      </w:r>
+      <w:r>
+        <w:t xml:space="preserve">, events on </w:t>
+      </w:r>
+      <w:r>
+        <w:rPr>
+          <w:rFonts w:ascii="Consolas" w:hAnsi="Consolas"/>
+          <w:color w:val="333333"/>
+          <w:sz w:val="19"/>
+        </w:rPr>
+        <w:t>(tenant, type, external_id)</w:t>
+      </w:r>
+      <w:r>
+        <w:t>. Running the import twice produces identical state, and a test asserts exactly that — second pass, zero new events.</w:t>
+      </w:r>
+    </w:p>
+    <w:p>
+      <w:r>
+        <w:t xml:space="preserve">Shopify is treated as the </w:t>
+      </w:r>
+      <w:r>
+        <w:rPr>
+          <w:b/>
+        </w:rPr>
+        <w:t>source of truth</w:t>
+      </w:r>
+      <w:r>
+        <w:t>: a re-sync overwrites local values rather than merging, so a merchant correcting a name in Shopify sees it corrected here rather than silently diverging.</w:t>
+      </w:r>
+    </w:p>
+    <w:p>
+      <w:r>
+        <w:t xml:space="preserve">Email addresses are lower-cased on the way in, so </w:t>
+      </w:r>
+      <w:r>
+        <w:rPr>
+          <w:rFonts w:ascii="Consolas" w:hAnsi="Consolas"/>
+          <w:color w:val="333333"/>
+          <w:sz w:val="19"/>
+        </w:rPr>
+        <w:t>Buyer@Example.com</w:t>
+      </w:r>
+      <w:r>
+        <w:t xml:space="preserve"> and </w:t>
+      </w:r>
+      <w:r>
+        <w:rPr>
+          <w:rFonts w:ascii="Consolas" w:hAnsi="Consolas"/>
+          <w:color w:val="333333"/>
+          <w:sz w:val="19"/>
+        </w:rPr>
+        <w:t>buyer@example.com</w:t>
+      </w:r>
+      <w:r>
+        <w:t xml:space="preserve"> are one person rather than two contacts who each get their own copy of every campaign.</w:t>
+      </w:r>
+    </w:p>
+    <w:p>
+      <w:r>
+        <w:t xml:space="preserve">The import runs as a Celery task, not in a request — it makes hundreds of rate-limited calls and can take minutes. A </w:t>
+      </w:r>
+      <w:r>
+        <w:rPr>
+          <w:rFonts w:ascii="Consolas" w:hAnsi="Consolas"/>
+          <w:color w:val="333333"/>
+          <w:sz w:val="19"/>
+        </w:rPr>
+        <w:t>ShopifyAuthError</w:t>
+      </w:r>
+      <w:r>
+        <w:t xml:space="preserve"> is </w:t>
+      </w:r>
+      <w:r>
+        <w:rPr>
+          <w:b/>
+        </w:rPr>
+        <w:t>not</w:t>
+      </w:r>
+      <w:r>
+        <w:t xml:space="preserve"> retried, because a revoked token will not come back; other errors retry with a delay.</w:t>
+      </w:r>
+    </w:p>
+    <w:p>
+      <w:r>
+        <w:t>Tests use a fake client returning canned pages rather than a live store, so the logic that matters is testable with no network, no credentials, and no dependence on one store's contents.</w:t>
+      </w:r>
+    </w:p>
+    <w:p>
+      <w:r>
+        <w:t>Still to do in M3: the 15-minute incremental sync (FE-5) and the webhook pipeline (M4).</w:t>
       </w:r>
     </w:p>
     <w:p>

--- a/docs/Sendox-Development-Log.docx
+++ b/docs/Sendox-Development-Log.docx
@@ -4763,6 +4763,299 @@
     <w:p>
       <w:r>
         <w:t>Still to do in M3: the 15-minute incremental sync (FE-5) and the webhook pipeline (M4).</w:t>
+      </w:r>
+    </w:p>
+    <w:p>
+      <w:pPr>
+        <w:pStyle w:val="Heading2"/>
+      </w:pPr>
+      <w:r/>
+      <w:r>
+        <w:t>Phase 1.3b — product UI foundation · 9 Oct 2026</w:t>
+      </w:r>
+    </w:p>
+    <w:p>
+      <w:r>
+        <w:rPr>
+          <w:b/>
+        </w:rPr>
+        <w:t>Goal:</w:t>
+      </w:r>
+      <w:r>
+        <w:t xml:space="preserve"> stop building features into a developer dashboard.</w:t>
+      </w:r>
+    </w:p>
+    <w:p>
+      <w:r>
+        <w:t>Inserted at Ahsan's request after he pointed out the UI looked temporary. He was right: what existed was a diagnostic tool — one column of panels named after build phases — and it was never the product. The timing argument is simple: M6, M9, M10, M13 and M14 each bring several real screens. Built into throwaway panels, every one gets rebuilt.</w:t>
+      </w:r>
+    </w:p>
+    <w:p>
+      <w:pPr>
+        <w:pStyle w:val="Heading3"/>
+      </w:pPr>
+      <w:r/>
+      <w:r>
+        <w:t>The design decision that shaped it</w:t>
+      </w:r>
+    </w:p>
+    <w:p>
+      <w:r>
+        <w:t xml:space="preserve">Klaviyo is a tool you </w:t>
+      </w:r>
+      <w:r>
+        <w:rPr>
+          <w:i/>
+        </w:rPr>
+        <w:t>operate</w:t>
+      </w:r>
+      <w:r>
+        <w:t xml:space="preserve">. Sendox is meant to </w:t>
+      </w:r>
+      <w:r>
+        <w:rPr>
+          <w:i/>
+        </w:rPr>
+        <w:t>propose work and ask for your judgement</w:t>
+      </w:r>
+      <w:r>
+        <w:t xml:space="preserve">. So the home page leads with </w:t>
+      </w:r>
+      <w:r>
+        <w:rPr>
+          <w:b/>
+        </w:rPr>
+        <w:t>"Waiting on you"</w:t>
+      </w:r>
+      <w:r>
+        <w:t xml:space="preserve"> rather than four KPI tiles — the metrics sit below, as a plain row of figures rather than boxed cards. The user is a merchant owner, not a marketing specialist; they check in a few times a week to approve and to see whether it made money.</w:t>
+      </w:r>
+    </w:p>
+    <w:p>
+      <w:pPr>
+        <w:pStyle w:val="Heading3"/>
+      </w:pPr>
+      <w:r/>
+      <w:r>
+        <w:t>The system</w:t>
+      </w:r>
+    </w:p>
+    <w:p>
+      <w:pPr>
+        <w:pStyle w:val="ListBullet"/>
+      </w:pPr>
+      <w:r>
+        <w:rPr>
+          <w:b/>
+        </w:rPr>
+        <w:t>Colour</w:t>
+      </w:r>
+      <w:r>
+        <w:t xml:space="preserve">: warm neutrals rather than the usual cool slate — the rail is </w:t>
+      </w:r>
+      <w:r>
+        <w:rPr>
+          <w:rFonts w:ascii="Consolas" w:hAnsi="Consolas"/>
+          <w:color w:val="333333"/>
+          <w:sz w:val="19"/>
+        </w:rPr>
+        <w:t>#1c1a17</w:t>
+      </w:r>
+      <w:r>
+        <w:t xml:space="preserve">, a warm near-black, and the canvas </w:t>
+      </w:r>
+      <w:r>
+        <w:rPr>
+          <w:rFonts w:ascii="Consolas" w:hAnsi="Consolas"/>
+          <w:color w:val="333333"/>
+          <w:sz w:val="19"/>
+        </w:rPr>
+        <w:t>#fbfaf7</w:t>
+      </w:r>
+      <w:r>
+        <w:t xml:space="preserve">. A product about a brand's own voice suits warmth better than a blue-grey chassis. The accent is a cool cobalt </w:t>
+      </w:r>
+      <w:r>
+        <w:rPr>
+          <w:rFonts w:ascii="Consolas" w:hAnsi="Consolas"/>
+          <w:color w:val="333333"/>
+          <w:sz w:val="19"/>
+        </w:rPr>
+        <w:t>#2e4ad9</w:t>
+      </w:r>
+      <w:r>
+        <w:t>: the contrast between warm ground and cool action reads clearly without a neon. Semantic green, amber and rose sit far from cobalt, so "needs attention" never looks like "this is a button".</w:t>
+      </w:r>
+    </w:p>
+    <w:p>
+      <w:pPr>
+        <w:pStyle w:val="ListBullet"/>
+      </w:pPr>
+      <w:r>
+        <w:rPr>
+          <w:b/>
+        </w:rPr>
+        <w:t>Type</w:t>
+      </w:r>
+      <w:r>
+        <w:t xml:space="preserve">: </w:t>
+      </w:r>
+      <w:r>
+        <w:rPr>
+          <w:b/>
+        </w:rPr>
+        <w:t>Archivo</w:t>
+      </w:r>
+      <w:r>
+        <w:t xml:space="preserve"> throughout — a grotesque with real tabular figures that holds up at the small sizes a data-dense product lives at. IBM Plex Mono appears only where a value genuinely is data: store domains, identifiers. Not on every small label.</w:t>
+      </w:r>
+    </w:p>
+    <w:p>
+      <w:pPr>
+        <w:pStyle w:val="ListBullet"/>
+      </w:pPr>
+      <w:r>
+        <w:rPr>
+          <w:b/>
+        </w:rPr>
+        <w:t>Layout</w:t>
+      </w:r>
+      <w:r>
+        <w:t>: fixed 240px dark rail carrying the workspace switcher (the most consequential state in the app — everything is scoped to it, so it is not buried in a menu), a page header per screen, and tables as the primary surface.</w:t>
+      </w:r>
+    </w:p>
+    <w:p>
+      <w:r>
+        <w:t>Three rules that kept it disciplined: tables, not cards, unless something genuinely is a separate object; the accent is only ever action or active state, never decoration; and an empty screen always carries the action that fills it.</w:t>
+      </w:r>
+    </w:p>
+    <w:p>
+      <w:pPr>
+        <w:pStyle w:val="Heading3"/>
+      </w:pPr>
+      <w:r/>
+      <w:r>
+        <w:t>What moved</w:t>
+      </w:r>
+    </w:p>
+    <w:p>
+      <w:r>
+        <w:rPr>
+          <w:rFonts w:ascii="Consolas" w:hAnsi="Consolas"/>
+          <w:color w:val="333333"/>
+          <w:sz w:val="19"/>
+        </w:rPr>
+        <w:t>/</w:t>
+      </w:r>
+      <w:r>
+        <w:t xml:space="preserve"> is now the merchant's home, with </w:t>
+      </w:r>
+      <w:r>
+        <w:rPr>
+          <w:rFonts w:ascii="Consolas" w:hAnsi="Consolas"/>
+          <w:color w:val="333333"/>
+          <w:sz w:val="19"/>
+        </w:rPr>
+        <w:t>/brand</w:t>
+      </w:r>
+      <w:r>
+        <w:t xml:space="preserve">, </w:t>
+      </w:r>
+      <w:r>
+        <w:rPr>
+          <w:rFonts w:ascii="Consolas" w:hAnsi="Consolas"/>
+          <w:color w:val="333333"/>
+          <w:sz w:val="19"/>
+        </w:rPr>
+        <w:t>/contacts</w:t>
+      </w:r>
+      <w:r>
+        <w:t xml:space="preserve">, </w:t>
+      </w:r>
+      <w:r>
+        <w:rPr>
+          <w:rFonts w:ascii="Consolas" w:hAnsi="Consolas"/>
+          <w:color w:val="333333"/>
+          <w:sz w:val="19"/>
+        </w:rPr>
+        <w:t>/settings</w:t>
+      </w:r>
+      <w:r>
+        <w:t xml:space="preserve"> and placeholder </w:t>
+      </w:r>
+      <w:r>
+        <w:rPr>
+          <w:rFonts w:ascii="Consolas" w:hAnsi="Consolas"/>
+          <w:color w:val="333333"/>
+          <w:sz w:val="19"/>
+        </w:rPr>
+        <w:t>/campaigns</w:t>
+      </w:r>
+      <w:r>
+        <w:t xml:space="preserve">, </w:t>
+      </w:r>
+      <w:r>
+        <w:rPr>
+          <w:rFonts w:ascii="Consolas" w:hAnsi="Consolas"/>
+          <w:color w:val="333333"/>
+          <w:sz w:val="19"/>
+        </w:rPr>
+        <w:t>/flows</w:t>
+      </w:r>
+      <w:r>
+        <w:t xml:space="preserve">. The developer dashboard moved intact to </w:t>
+      </w:r>
+      <w:r>
+        <w:rPr>
+          <w:b/>
+        </w:rPr>
+        <w:t>`/dev`</w:t>
+      </w:r>
+      <w:r>
+        <w:t>, and is deliberately reachable without signing in — it is how you check whether the platform is up, which matters most when it is not.</w:t>
+      </w:r>
+    </w:p>
+    <w:p>
+      <w:r>
+        <w:t>Signed-out visitors get a two-panel sign-in screen rather than an empty shell. A navigation rail full of links you cannot use is worse than no rail.</w:t>
+      </w:r>
+    </w:p>
+    <w:p>
+      <w:r>
+        <w:t xml:space="preserve">One naming collision to watch: shadcn installs into </w:t>
+      </w:r>
+      <w:r>
+        <w:rPr>
+          <w:rFonts w:ascii="Consolas" w:hAnsi="Consolas"/>
+          <w:color w:val="333333"/>
+          <w:sz w:val="19"/>
+        </w:rPr>
+        <w:t>src/components/ui/</w:t>
+      </w:r>
+      <w:r>
+        <w:t xml:space="preserve">, which collided with the existing </w:t>
+      </w:r>
+      <w:r>
+        <w:rPr>
+          <w:rFonts w:ascii="Consolas" w:hAnsi="Consolas"/>
+          <w:color w:val="333333"/>
+          <w:sz w:val="19"/>
+        </w:rPr>
+        <w:t>src/components/ui.tsx</w:t>
+      </w:r>
+      <w:r>
+        <w:t xml:space="preserve">. The old file became </w:t>
+      </w:r>
+      <w:r>
+        <w:rPr>
+          <w:rFonts w:ascii="Consolas" w:hAnsi="Consolas"/>
+          <w:color w:val="333333"/>
+          <w:sz w:val="19"/>
+        </w:rPr>
+        <w:t>dev-ui.tsx</w:t>
+      </w:r>
+      <w:r>
+        <w:t>, and the dev panels still use it — they keep their utilitarian look on purpose.</w:t>
       </w:r>
     </w:p>
     <w:p>

--- a/docs/Sendox-Development-Log.docx
+++ b/docs/Sendox-Development-Log.docx
@@ -5056,6 +5056,184 @@
       </w:r>
       <w:r>
         <w:t>, and the dev panels still use it — they keep their utilitarian look on purpose.</w:t>
+      </w:r>
+    </w:p>
+    <w:p>
+      <w:pPr>
+        <w:pStyle w:val="Heading2"/>
+      </w:pPr>
+      <w:r/>
+      <w:r>
+        <w:t>UI pass two — removing what dated it · 12 Oct 2026</w:t>
+      </w:r>
+    </w:p>
+    <w:p>
+      <w:r>
+        <w:t xml:space="preserve">Ahsan's note: </w:t>
+      </w:r>
+      <w:r>
+        <w:rPr>
+          <w:i/>
+        </w:rPr>
+        <w:t>"modern design philosophy, not a software from 2016"</w:t>
+      </w:r>
+      <w:r>
+        <w:t>. Fair. The first pass was correct but austere — a 1px border around every object, 8px corners everywhere, 14px headings and tight rows. That combination is exactly what dates an interface, and it is what enterprise tools looked like a decade ago.</w:t>
+      </w:r>
+    </w:p>
+    <w:p>
+      <w:r>
+        <w:t>What changed, and why each one:</w:t>
+      </w:r>
+    </w:p>
+    <w:p>
+      <w:pPr>
+        <w:pStyle w:val="ListBullet"/>
+      </w:pPr>
+      <w:r>
+        <w:rPr>
+          <w:b/>
+        </w:rPr>
+        <w:t>Borders became space and elevation.</w:t>
+      </w:r>
+      <w:r>
+        <w:t xml:space="preserve"> A </w:t>
+      </w:r>
+      <w:r>
+        <w:rPr>
+          <w:rFonts w:ascii="Consolas" w:hAnsi="Consolas"/>
+          <w:color w:val="333333"/>
+          <w:sz w:val="19"/>
+        </w:rPr>
+        <w:t>.panel</w:t>
+      </w:r>
+      <w:r>
+        <w:t xml:space="preserve"> surface carries a soft two-layer shadow instead of a hairline outline. Borders survive only in tables, where a column edge genuinely carries meaning. Separation by whitespace reads as confidence; separation by outline reads as caution.</w:t>
+      </w:r>
+    </w:p>
+    <w:p>
+      <w:pPr>
+        <w:pStyle w:val="ListBullet"/>
+      </w:pPr>
+      <w:r>
+        <w:rPr>
+          <w:b/>
+        </w:rPr>
+        <w:t>One radius became three.</w:t>
+      </w:r>
+      <w:r>
+        <w:t xml:space="preserve"> </w:t>
+      </w:r>
+      <w:r>
+        <w:rPr>
+          <w:rFonts w:ascii="Consolas" w:hAnsi="Consolas"/>
+          <w:color w:val="333333"/>
+          <w:sz w:val="19"/>
+        </w:rPr>
+        <w:t>--radius</w:t>
+      </w:r>
+      <w:r>
+        <w:t xml:space="preserve"> is now 14px for panels, 8px for controls, full for pills. A button and a page panel are not the same kind of object, so they should not share a corner — one radius stamped on everything is a tell.</w:t>
+      </w:r>
+    </w:p>
+    <w:p>
+      <w:pPr>
+        <w:pStyle w:val="ListBullet"/>
+      </w:pPr>
+      <w:r>
+        <w:rPr>
+          <w:b/>
+        </w:rPr>
+        <w:t>Figures got bigger.</w:t>
+      </w:r>
+      <w:r>
+        <w:t xml:space="preserve"> A number someone came here to read should not be set at the same size as the label explaining it. Page titles went to 28px, figures to 36px.</w:t>
+      </w:r>
+    </w:p>
+    <w:p>
+      <w:pPr>
+        <w:pStyle w:val="ListBullet"/>
+      </w:pPr>
+      <w:r>
+        <w:rPr>
+          <w:b/>
+        </w:rPr>
+        <w:t>Rows breathe and respond.</w:t>
+      </w:r>
+      <w:r>
+        <w:t xml:space="preserve"> Table rows gained height, lost their per-row rule, and gained a hover state. Density is not the same thing as cramped.</w:t>
+      </w:r>
+    </w:p>
+    <w:p>
+      <w:pPr>
+        <w:pStyle w:val="ListBullet"/>
+      </w:pPr>
+      <w:r>
+        <w:rPr>
+          <w:b/>
+        </w:rPr>
+        <w:t>The rail widened</w:t>
+      </w:r>
+      <w:r>
+        <w:t xml:space="preserve"> from 240 to 272px with larger hit areas and rounded-xl active pills.</w:t>
+      </w:r>
+    </w:p>
+    <w:p>
+      <w:r>
+        <w:t xml:space="preserve">What deliberately did </w:t>
+      </w:r>
+      <w:r>
+        <w:rPr>
+          <w:b/>
+        </w:rPr>
+        <w:t>not</w:t>
+      </w:r>
+      <w:r>
+        <w:t xml:space="preserve"> change: the warm neutrals, the cobalt accent, Archivo, "Waiting on you" as the hero, and figures-rather-than-cards. Those were choices about this product, not artefacts of a dated style.</w:t>
+      </w:r>
+    </w:p>
+    <w:p>
+      <w:pPr>
+        <w:pStyle w:val="Heading2"/>
+      </w:pPr>
+      <w:r/>
+      <w:r>
+        <w:t>Fixture storefront for end-to-end tests · 12 Oct 2026</w:t>
+      </w:r>
+    </w:p>
+    <w:p>
+      <w:r>
+        <w:t>The two worst crawler bugs so far — a sitemap query string defeating a suffix check, and boilerplate that made every chunk score highly while returning the cart — were both invisible to canned-page tests. They only appear when something crawls a whole site.</w:t>
+      </w:r>
+    </w:p>
+    <w:p>
+      <w:r>
+        <w:t xml:space="preserve">So </w:t>
+      </w:r>
+      <w:r>
+        <w:rPr>
+          <w:rFonts w:ascii="Consolas" w:hAnsi="Consolas"/>
+          <w:color w:val="333333"/>
+          <w:sz w:val="19"/>
+        </w:rPr>
+        <w:t>tests/fixtures/storefront</w:t>
+      </w:r>
+      <w:r>
+        <w:t xml:space="preserve"> is a small brand with an About page, six written product descriptions and a shipping policy, roughly 900 words of actual voice wrapped in the chrome a Shopify theme produces. A test serves it over HTTP on a random port and crawls it exactly like a real store.</w:t>
+      </w:r>
+    </w:p>
+    <w:p>
+      <w:r>
+        <w:t xml:space="preserve">This is </w:t>
+      </w:r>
+      <w:r>
+        <w:rPr>
+          <w:b/>
+        </w:rPr>
+        <w:t>test infrastructure, not seeded product data</w:t>
+      </w:r>
+      <w:r>
+        <w:t>. It makes the crawler's behaviour provable in CI without depending on one development store's contents — and it gives the AI agents something with real voice to be judged against, which Shopify's demo products cannot do.</w:t>
       </w:r>
     </w:p>
     <w:p>

--- a/docs/Sendox-Development-Log.docx
+++ b/docs/Sendox-Development-Log.docx
@@ -5234,6 +5234,582 @@
       </w:r>
       <w:r>
         <w:t>. It makes the crawler's behaviour provable in CI without depending on one development store's contents — and it gives the AI agents something with real voice to be judged against, which Shopify's demo products cannot do.</w:t>
+      </w:r>
+    </w:p>
+    <w:p>
+      <w:pPr>
+        <w:pStyle w:val="Heading2"/>
+      </w:pPr>
+      <w:r/>
+      <w:r>
+        <w:t>The redesign, and the bug hiding underneath it · 12 Oct 2026</w:t>
+      </w:r>
+    </w:p>
+    <w:p>
+      <w:r>
+        <w:t>The brief was blunt: the UI still looked like a 2005 SaaS, and the earlier "deliberate choices" were overruled. Six steps were asked for, and one of them found a bug that had been there for days.</w:t>
+      </w:r>
+    </w:p>
+    <w:p>
+      <w:pPr>
+        <w:pStyle w:val="Heading3"/>
+      </w:pPr>
+      <w:r/>
+      <w:r>
+        <w:t>The font was never loading</w:t>
+      </w:r>
+    </w:p>
+    <w:p>
+      <w:r>
+        <w:t xml:space="preserve">The previous entry claims a type system. It did not exist on screen. </w:t>
+      </w:r>
+      <w:r>
+        <w:rPr>
+          <w:rFonts w:ascii="Consolas" w:hAnsi="Consolas"/>
+          <w:color w:val="333333"/>
+          <w:sz w:val="19"/>
+        </w:rPr>
+        <w:t>shadcn init</w:t>
+      </w:r>
+      <w:r>
+        <w:t xml:space="preserve"> had appended </w:t>
+      </w:r>
+      <w:r>
+        <w:rPr>
+          <w:rFonts w:ascii="Consolas" w:hAnsi="Consolas"/>
+          <w:color w:val="333333"/>
+          <w:sz w:val="19"/>
+        </w:rPr>
+        <w:t>--font-sans: var(--font-sans)</w:t>
+      </w:r>
+      <w:r>
+        <w:t xml:space="preserve"> to </w:t>
+      </w:r>
+      <w:r>
+        <w:rPr>
+          <w:rFonts w:ascii="Consolas" w:hAnsi="Consolas"/>
+          <w:color w:val="333333"/>
+          <w:sz w:val="19"/>
+        </w:rPr>
+        <w:t>globals.css</w:t>
+      </w:r>
+      <w:r>
+        <w:t xml:space="preserve"> </w:t>
+      </w:r>
+      <w:r>
+        <w:rPr>
+          <w:i/>
+        </w:rPr>
+        <w:t>after</w:t>
+      </w:r>
+      <w:r>
+        <w:t xml:space="preserve"> the line that defined it, which is a circular reference; CSS discards the whole declaration and falls back to the browser default, which is Times New Roman. Every screenshot in this project up to today was set in a serif.</w:t>
+      </w:r>
+    </w:p>
+    <w:p>
+      <w:r>
+        <w:t xml:space="preserve">What is worth recording is </w:t>
+      </w:r>
+      <w:r>
+        <w:rPr>
+          <w:b/>
+        </w:rPr>
+        <w:t>how it went unnoticed</w:t>
+      </w:r>
+      <w:r>
+        <w:t xml:space="preserve">. The check made at the time was "are the font files being requested?" — they were, so the font was declared working. That check cannot fail in a way that reveals this bug: the files load fine, the </w:t>
+      </w:r>
+      <w:r>
+        <w:rPr>
+          <w:rFonts w:ascii="Consolas" w:hAnsi="Consolas"/>
+          <w:color w:val="333333"/>
+          <w:sz w:val="19"/>
+        </w:rPr>
+        <w:t>font-family</w:t>
+      </w:r>
+      <w:r>
+        <w:t xml:space="preserve"> that would use them is invalid. The only check that catches it is reading </w:t>
+      </w:r>
+      <w:r>
+        <w:rPr>
+          <w:rFonts w:ascii="Consolas" w:hAnsi="Consolas"/>
+          <w:color w:val="333333"/>
+          <w:sz w:val="19"/>
+        </w:rPr>
+        <w:t>getComputedStyle(document.body).fontFamily</w:t>
+      </w:r>
+      <w:r>
+        <w:t xml:space="preserve"> out of a real browser, which is now what </w:t>
+      </w:r>
+      <w:r>
+        <w:rPr>
+          <w:rFonts w:ascii="Consolas" w:hAnsi="Consolas"/>
+          <w:color w:val="333333"/>
+          <w:sz w:val="19"/>
+        </w:rPr>
+        <w:t>apps/web/scripts/shoot.mjs</w:t>
+      </w:r>
+      <w:r>
+        <w:t xml:space="preserve"> does on every run, alongside measuring whether the navigation rail actually reaches the bottom of the viewport. Verifying a proxy for the thing is not verifying the thing.</w:t>
+      </w:r>
+    </w:p>
+    <w:p>
+      <w:pPr>
+        <w:pStyle w:val="Heading3"/>
+      </w:pPr>
+      <w:r/>
+      <w:r>
+        <w:t>Where the tokens come from now</w:t>
+      </w:r>
+    </w:p>
+    <w:p>
+      <w:r>
+        <w:t xml:space="preserve">Colour is generated rather than chosen: </w:t>
+      </w:r>
+      <w:r>
+        <w:rPr>
+          <w:rFonts w:ascii="Consolas" w:hAnsi="Consolas"/>
+          <w:color w:val="333333"/>
+          <w:sz w:val="19"/>
+        </w:rPr>
+        <w:t>ui-ux-pro-max</w:t>
+      </w:r>
+      <w:r>
+        <w:t xml:space="preserve"> with </w:t>
+      </w:r>
+      <w:r>
+        <w:rPr>
+          <w:rFonts w:ascii="Consolas" w:hAnsi="Consolas"/>
+          <w:color w:val="333333"/>
+          <w:sz w:val="19"/>
+        </w:rPr>
+        <w:t>--design-system --persist</w:t>
+      </w:r>
+      <w:r>
+        <w:t xml:space="preserve">, saved to </w:t>
+      </w:r>
+      <w:r>
+        <w:rPr>
+          <w:rFonts w:ascii="Consolas" w:hAnsi="Consolas"/>
+          <w:color w:val="333333"/>
+          <w:sz w:val="19"/>
+        </w:rPr>
+        <w:t>design-system/sendox/MASTER.md</w:t>
+      </w:r>
+      <w:r>
+        <w:t xml:space="preserve">. The first query, phrased broadly, returned Glassmorphism with a "Hero + Features + CTA" structure and an orange call to action — a landing-page answer to a dashboard question. A narrower query returned </w:t>
+      </w:r>
+      <w:r>
+        <w:rPr>
+          <w:b/>
+        </w:rPr>
+        <w:t>Minimalism &amp; Swiss Style</w:t>
+      </w:r>
+      <w:r>
+        <w:t>, which the tool's own notes describe as suited to enterprise apps and dashboards. The second answer was taken, and the first was recorded as a mismatch rather than quietly dropped.</w:t>
+      </w:r>
+    </w:p>
+    <w:p>
+      <w:r>
+        <w:t>One instruction overrode the tool: it recommended Plus Jakarta Sans, and the typeface was specified as Inter or Geist. Geist was used. A design system is advice, not an authority.</w:t>
+      </w:r>
+    </w:p>
+    <w:p>
+      <w:pPr>
+        <w:pStyle w:val="Heading3"/>
+      </w:pPr>
+      <w:r/>
+      <w:r>
+        <w:t>Two design systems in one app</w:t>
+      </w:r>
+    </w:p>
+    <w:p>
+      <w:r>
+        <w:t xml:space="preserve">The more serious finding came from looking at the Settings screenshot rather than at the diff. Its buttons were black, not the palette's blue — because </w:t>
+      </w:r>
+      <w:r>
+        <w:rPr>
+          <w:rFonts w:ascii="Consolas" w:hAnsi="Consolas"/>
+          <w:color w:val="333333"/>
+          <w:sz w:val="19"/>
+        </w:rPr>
+        <w:t>components/dev-ui.tsx</w:t>
+      </w:r>
+      <w:r>
+        <w:t xml:space="preserve"> had quietly become a second design system. It was written as throwaway chrome for the </w:t>
+      </w:r>
+      <w:r>
+        <w:rPr>
+          <w:rFonts w:ascii="Consolas" w:hAnsi="Consolas"/>
+          <w:color w:val="333333"/>
+          <w:sz w:val="19"/>
+        </w:rPr>
+        <w:t>/dev</w:t>
+      </w:r>
+      <w:r>
+        <w:t xml:space="preserve"> page, drifted into Settings and Brand, and carried a hardcoded </w:t>
+      </w:r>
+      <w:r>
+        <w:rPr>
+          <w:rFonts w:ascii="Consolas" w:hAnsi="Consolas"/>
+          <w:color w:val="333333"/>
+          <w:sz w:val="19"/>
+        </w:rPr>
+        <w:t>zinc</w:t>
+      </w:r>
+      <w:r>
+        <w:t>/</w:t>
+      </w:r>
+      <w:r>
+        <w:rPr>
+          <w:rFonts w:ascii="Consolas" w:hAnsi="Consolas"/>
+          <w:color w:val="333333"/>
+          <w:sz w:val="19"/>
+        </w:rPr>
+        <w:t>sky</w:t>
+      </w:r>
+      <w:r>
+        <w:t>/</w:t>
+      </w:r>
+      <w:r>
+        <w:rPr>
+          <w:rFonts w:ascii="Consolas" w:hAnsi="Consolas"/>
+          <w:color w:val="333333"/>
+          <w:sz w:val="19"/>
+        </w:rPr>
+        <w:t>rose</w:t>
+      </w:r>
+      <w:r>
+        <w:t>/</w:t>
+      </w:r>
+      <w:r>
+        <w:rPr>
+          <w:rFonts w:ascii="Consolas" w:hAnsi="Consolas"/>
+          <w:color w:val="333333"/>
+          <w:sz w:val="19"/>
+        </w:rPr>
+        <w:t>violet</w:t>
+      </w:r>
+      <w:r>
+        <w:t xml:space="preserve"> palette with it. Roughly 140 colour classes across nine files answered to nothing.</w:t>
+      </w:r>
+    </w:p>
+    <w:p>
+      <w:r>
+        <w:t>That is a design problem and a correctness problem at once: a colour scheme that only reaches half the product is not a colour scheme. Every one of those classes now reads a token.</w:t>
+      </w:r>
+    </w:p>
+    <w:p>
+      <w:pPr>
+        <w:pStyle w:val="Heading3"/>
+      </w:pPr>
+      <w:r/>
+      <w:r>
+        <w:t>Colour schemes you can try on</w:t>
+      </w:r>
+    </w:p>
+    <w:p>
+      <w:r>
+        <w:t xml:space="preserve">Rather than argue about a palette in the abstract, the rail carries a palette icon that switches between five complete schemes — Swiss Blue (the generated default), Graphite, Indigo, Teal and Midnight. The four alternatives come from </w:t>
+      </w:r>
+      <w:r>
+        <w:rPr>
+          <w:rFonts w:ascii="Consolas" w:hAnsi="Consolas"/>
+          <w:color w:val="333333"/>
+          <w:sz w:val="19"/>
+        </w:rPr>
+        <w:t>ui-ux-pro-max --domain color</w:t>
+      </w:r>
+      <w:r>
+        <w:t>, not from taste, with two documented departures: primaries stepped darker where white text fell below 4.5:1, and the dark rail's active tint lightened because the source row chose its accent against white.</w:t>
+      </w:r>
+    </w:p>
+    <w:p>
+      <w:r>
+        <w:t xml:space="preserve">The mechanism is deliberately small. The scheme lives in one attribute on </w:t>
+      </w:r>
+      <w:r>
+        <w:rPr>
+          <w:rFonts w:ascii="Consolas" w:hAnsi="Consolas"/>
+          <w:color w:val="333333"/>
+          <w:sz w:val="19"/>
+        </w:rPr>
+        <w:t>&lt;html&gt;</w:t>
+      </w:r>
+      <w:r>
+        <w:t xml:space="preserve">; the CSS reads it; React reads that attribute through </w:t>
+      </w:r>
+      <w:r>
+        <w:rPr>
+          <w:rFonts w:ascii="Consolas" w:hAnsi="Consolas"/>
+          <w:color w:val="333333"/>
+          <w:sz w:val="19"/>
+        </w:rPr>
+        <w:t>useSyncExternalStore</w:t>
+      </w:r>
+      <w:r>
+        <w:t xml:space="preserve"> instead of keeping its own copy, so there is no second source of truth to drift. An inline script in the document head applies the remembered choice before first paint, so the page never flashes the default on its way to yours.</w:t>
+      </w:r>
+    </w:p>
+    <w:p>
+      <w:pPr>
+        <w:pStyle w:val="Heading3"/>
+      </w:pPr>
+      <w:r/>
+      <w:r>
+        <w:t>What the screenshots found that the build did not</w:t>
+      </w:r>
+    </w:p>
+    <w:p>
+      <w:r>
+        <w:t xml:space="preserve">Three bugs survived a clean </w:t>
+      </w:r>
+      <w:r>
+        <w:rPr>
+          <w:rFonts w:ascii="Consolas" w:hAnsi="Consolas"/>
+          <w:color w:val="333333"/>
+          <w:sz w:val="19"/>
+        </w:rPr>
+        <w:t>pnpm build</w:t>
+      </w:r>
+      <w:r>
+        <w:t xml:space="preserve"> and were only visible in a picture:</w:t>
+      </w:r>
+    </w:p>
+    <w:p>
+      <w:pPr>
+        <w:pStyle w:val="ListBullet"/>
+      </w:pPr>
+      <w:r>
+        <w:t xml:space="preserve">The scheme menu was </w:t>
+      </w:r>
+      <w:r>
+        <w:rPr>
+          <w:b/>
+        </w:rPr>
+        <w:t>clipped at the rail's edge</w:t>
+      </w:r>
+      <w:r>
+        <w:t xml:space="preserve">, because </w:t>
+      </w:r>
+      <w:r>
+        <w:rPr>
+          <w:rFonts w:ascii="Consolas" w:hAnsi="Consolas"/>
+          <w:color w:val="333333"/>
+          <w:sz w:val="19"/>
+        </w:rPr>
+        <w:t>overflow-y-auto</w:t>
+      </w:r>
+      <w:r>
+        <w:t xml:space="preserve"> on the rail made it a clipping context. The scroll moved to the navigation list, which is the part that can actually grow; the rail itself now lets its popovers escape.</w:t>
+      </w:r>
+    </w:p>
+    <w:p>
+      <w:pPr>
+        <w:pStyle w:val="ListBullet"/>
+      </w:pPr>
+      <w:r>
+        <w:t xml:space="preserve">Three colour squares in a rounded pill </w:t>
+      </w:r>
+      <w:r>
+        <w:rPr>
+          <w:b/>
+        </w:rPr>
+        <w:t>read as an iOS toggle switch</w:t>
+      </w:r>
+      <w:r>
+        <w:t xml:space="preserve"> — a different control with a different meaning. They are now three discs.</w:t>
+      </w:r>
+    </w:p>
+    <w:p>
+      <w:pPr>
+        <w:pStyle w:val="ListBullet"/>
+      </w:pPr>
+      <w:r>
+        <w:t xml:space="preserve">Next's development badge sits in the bottom-left corner, which is exactly where the rail keeps the account row and the new picker. It was not merely ugly: it </w:t>
+      </w:r>
+      <w:r>
+        <w:rPr>
+          <w:b/>
+        </w:rPr>
+        <w:t>swallowed the clicks</w:t>
+      </w:r>
+      <w:r>
+        <w:t xml:space="preserve">, which is how it was found — Playwright reported </w:t>
+      </w:r>
+      <w:r>
+        <w:rPr>
+          <w:rFonts w:ascii="Consolas" w:hAnsi="Consolas"/>
+          <w:color w:val="333333"/>
+          <w:sz w:val="19"/>
+        </w:rPr>
+        <w:t>&lt;nextjs-portal&gt; intercepts pointer events</w:t>
+      </w:r>
+      <w:r>
+        <w:t>.</w:t>
+      </w:r>
+    </w:p>
+    <w:p>
+      <w:pPr>
+        <w:pStyle w:val="Heading3"/>
+      </w:pPr>
+      <w:r/>
+      <w:r>
+        <w:t>A dev-only error that covered the whole app</w:t>
+      </w:r>
+    </w:p>
+    <w:p>
+      <w:r>
+        <w:t xml:space="preserve">Chasing that click failure surfaced something worse. Every route was logging </w:t>
+      </w:r>
+      <w:r>
+        <w:rPr>
+          <w:i/>
+        </w:rPr>
+        <w:t>"Could not validate that a segment in your UI has instant navigation"</w:t>
+      </w:r>
+      <w:r>
+        <w:t xml:space="preserve">, and the resulting error overlay covered the page. </w:t>
+      </w:r>
+      <w:r>
+        <w:rPr>
+          <w:rFonts w:ascii="Consolas" w:hAnsi="Consolas"/>
+          <w:color w:val="333333"/>
+          <w:sz w:val="19"/>
+        </w:rPr>
+        <w:t>cacheComponents</w:t>
+      </w:r>
+      <w:r>
+        <w:t xml:space="preserve"> and </w:t>
+      </w:r>
+      <w:r>
+        <w:rPr>
+          <w:rFonts w:ascii="Consolas" w:hAnsi="Consolas"/>
+          <w:color w:val="333333"/>
+          <w:sz w:val="19"/>
+        </w:rPr>
+        <w:t>partialPrefetching</w:t>
+      </w:r>
+      <w:r>
+        <w:t xml:space="preserve"> exist to prerender a static shell per route, and nothing here has one: every page is a </w:t>
+      </w:r>
+      <w:r>
+        <w:rPr>
+          <w:rFonts w:ascii="Consolas" w:hAnsi="Consolas"/>
+          <w:color w:val="333333"/>
+          <w:sz w:val="19"/>
+        </w:rPr>
+        <w:t>"use client"</w:t>
+      </w:r>
+      <w:r>
+        <w:t xml:space="preserve"> module whose content arrives from a polled API call behind a session cookie, so each segment was dropped from the render.</w:t>
+      </w:r>
+    </w:p>
+    <w:p>
+      <w:r>
+        <w:t xml:space="preserve">The documented per-segment escape, </w:t>
+      </w:r>
+      <w:r>
+        <w:rPr>
+          <w:rFonts w:ascii="Consolas" w:hAnsi="Consolas"/>
+          <w:color w:val="333333"/>
+          <w:sz w:val="19"/>
+        </w:rPr>
+        <w:t>export const instant = false</w:t>
+      </w:r>
+      <w:r>
+        <w:t xml:space="preserve">, was tried and rejected by Next itself — it is a server-only route config and refuses to live in a client module. So both flags are off, with the reasoning written into </w:t>
+      </w:r>
+      <w:r>
+        <w:rPr>
+          <w:rFonts w:ascii="Consolas" w:hAnsi="Consolas"/>
+          <w:color w:val="333333"/>
+          <w:sz w:val="19"/>
+        </w:rPr>
+        <w:t>next.config.ts</w:t>
+      </w:r>
+      <w:r>
+        <w:t xml:space="preserve"> next to them, and the real fix named: give the pages server-rendered shells worth prefetching.</w:t>
+      </w:r>
+    </w:p>
+    <w:p>
+      <w:pPr>
+        <w:pStyle w:val="Heading3"/>
+      </w:pPr>
+      <w:r/>
+      <w:r>
+        <w:t>Two of the six requested tools do not exist</w:t>
+      </w:r>
+    </w:p>
+    <w:p>
+      <w:r>
+        <w:t xml:space="preserve">The brief named six skills. Only </w:t>
+      </w:r>
+      <w:r>
+        <w:rPr>
+          <w:rFonts w:ascii="Consolas" w:hAnsi="Consolas"/>
+          <w:color w:val="333333"/>
+          <w:sz w:val="19"/>
+        </w:rPr>
+        <w:t>ui-ux-pro-max</w:t>
+      </w:r>
+      <w:r>
+        <w:t xml:space="preserve"> and </w:t>
+      </w:r>
+      <w:r>
+        <w:rPr>
+          <w:rFonts w:ascii="Consolas" w:hAnsi="Consolas"/>
+          <w:color w:val="333333"/>
+          <w:sz w:val="19"/>
+        </w:rPr>
+        <w:t>frontend-design</w:t>
+      </w:r>
+      <w:r>
+        <w:t xml:space="preserve"> are installed; </w:t>
+      </w:r>
+      <w:r>
+        <w:rPr>
+          <w:rFonts w:ascii="Consolas" w:hAnsi="Consolas"/>
+          <w:color w:val="333333"/>
+          <w:sz w:val="19"/>
+        </w:rPr>
+        <w:t>taste-skill</w:t>
+      </w:r>
+      <w:r>
+        <w:t xml:space="preserve">, </w:t>
+      </w:r>
+      <w:r>
+        <w:rPr>
+          <w:rFonts w:ascii="Consolas" w:hAnsi="Consolas"/>
+          <w:color w:val="333333"/>
+          <w:sz w:val="19"/>
+        </w:rPr>
+        <w:t>minimalist-skill</w:t>
+      </w:r>
+      <w:r>
+        <w:t xml:space="preserve">, </w:t>
+      </w:r>
+      <w:r>
+        <w:rPr>
+          <w:rFonts w:ascii="Consolas" w:hAnsi="Consolas"/>
+          <w:color w:val="333333"/>
+          <w:sz w:val="19"/>
+        </w:rPr>
+        <w:t>redesign-skill</w:t>
+      </w:r>
+      <w:r>
+        <w:t xml:space="preserve"> and </w:t>
+      </w:r>
+      <w:r>
+        <w:rPr>
+          <w:rFonts w:ascii="Consolas" w:hAnsi="Consolas"/>
+          <w:color w:val="333333"/>
+          <w:sz w:val="19"/>
+        </w:rPr>
+        <w:t>impeccable</w:t>
+      </w:r>
+      <w:r>
+        <w:t xml:space="preserve"> are not. The audit and critique steps were therefore done by hand and by reading screenshots, and are reported as such. Claiming a tool ran when it did not would make every other claim in this log worth less.</w:t>
       </w:r>
     </w:p>
     <w:p>

--- a/docs/Sendox-Development-Log.docx
+++ b/docs/Sendox-Development-Log.docx
@@ -5810,6 +5810,341 @@
       </w:r>
       <w:r>
         <w:t xml:space="preserve"> are not. The audit and critique steps were therefore done by hand and by reading screenshots, and are reported as such. Claiming a tool ran when it did not would make every other claim in this log worth less.</w:t>
+      </w:r>
+    </w:p>
+    <w:p>
+      <w:pPr>
+        <w:pStyle w:val="Heading2"/>
+      </w:pPr>
+      <w:r/>
+      <w:r>
+        <w:t>Phase 1.4 (M6): asking the brand, and showing it what we read · 12 Oct 2026</w:t>
+      </w:r>
+    </w:p>
+    <w:p>
+      <w:r>
+        <w:t>The crawler has worked for days. What did not exist was any way to see what it had taken.</w:t>
+      </w:r>
+    </w:p>
+    <w:p>
+      <w:pPr>
+        <w:pStyle w:val="Heading3"/>
+      </w:pPr>
+      <w:r/>
+      <w:r>
+        <w:t>The half that was missing</w:t>
+      </w:r>
+    </w:p>
+    <w:p>
+      <w:r>
+        <w:t xml:space="preserve">Crawled pages went straight into the vector store as embeddings. The only window onto what the AI had learned was </w:t>
+      </w:r>
+      <w:r>
+        <w:rPr>
+          <w:rFonts w:ascii="Consolas" w:hAnsi="Consolas"/>
+          <w:color w:val="333333"/>
+          <w:sz w:val="19"/>
+        </w:rPr>
+        <w:t>/shopify/knowledge</w:t>
+      </w:r>
+      <w:r>
+        <w:t xml:space="preserve">, which runs a similarity search and returns 400-character fragments. That is a reasonable thing to have, and it is the wrong instrument for the job the exit criterion describes: a search can only return pages it has already judged relevant, so it can never surface the page that should </w:t>
+      </w:r>
+      <w:r>
+        <w:rPr>
+          <w:b/>
+        </w:rPr>
+        <w:t>not</w:t>
+      </w:r>
+      <w:r>
+        <w:t xml:space="preserve"> have been learned from. The failure mode it hides is exactly the one that matters — a theme's demo copy, a half-finished draft, a supplier's boilerplate sitting in the knowledge base looking like brand voice.</w:t>
+      </w:r>
+    </w:p>
+    <w:p>
+      <w:r>
+        <w:t xml:space="preserve">So pages now land in Postgres before anything is embedded, and </w:t>
+      </w:r>
+      <w:r>
+        <w:rPr>
+          <w:rFonts w:ascii="Consolas" w:hAnsi="Consolas"/>
+          <w:color w:val="333333"/>
+          <w:sz w:val="19"/>
+        </w:rPr>
+        <w:t>/brand/pages</w:t>
+      </w:r>
+      <w:r>
+        <w:t xml:space="preserve"> lists all of them with word counts, images and the full extracted text. The text shown is what the chunker sees: furniture already stripped, no markup. If it reads wrong on screen, the knowledge base is wrong.</w:t>
+      </w:r>
+    </w:p>
+    <w:p>
+      <w:pPr>
+        <w:pStyle w:val="Heading3"/>
+      </w:pPr>
+      <w:r/>
+      <w:r>
+        <w:t>Excluding is not deleting</w:t>
+      </w:r>
+    </w:p>
+    <w:p>
+      <w:r>
+        <w:t>A merchant can mark a page as unrepresentative. Three decisions sit inside that one button:</w:t>
+      </w:r>
+    </w:p>
+    <w:p>
+      <w:pPr>
+        <w:pStyle w:val="ListBullet"/>
+      </w:pPr>
+      <w:r>
+        <w:t>The row stays visible and dimmed rather than disappearing, because a decision you cannot see is a decision you cannot reverse.</w:t>
+      </w:r>
+    </w:p>
+    <w:p>
+      <w:pPr>
+        <w:pStyle w:val="ListBullet"/>
+      </w:pPr>
+      <w:r>
+        <w:t xml:space="preserve">The exclusion survives the next crawl. </w:t>
+      </w:r>
+      <w:r>
+        <w:rPr>
+          <w:rFonts w:ascii="Consolas" w:hAnsi="Consolas"/>
+          <w:color w:val="333333"/>
+          <w:sz w:val="19"/>
+        </w:rPr>
+        <w:t>record_pages</w:t>
+      </w:r>
+      <w:r>
+        <w:t xml:space="preserve"> updates rows in place rather than deleting and reinserting, so the merchant's judgement outlives the next time the site changes.</w:t>
+      </w:r>
+    </w:p>
+    <w:p>
+      <w:pPr>
+        <w:pStyle w:val="ListBullet"/>
+      </w:pPr>
+      <w:r>
+        <w:t xml:space="preserve">The response says </w:t>
+      </w:r>
+      <w:r>
+        <w:rPr>
+          <w:rFonts w:ascii="Consolas" w:hAnsi="Consolas"/>
+          <w:color w:val="333333"/>
+          <w:sz w:val="19"/>
+        </w:rPr>
+        <w:t>reindex_required: true</w:t>
+      </w:r>
+      <w:r>
+        <w:t xml:space="preserve"> and the UI says so in plain words. Nothing already embedded is forgotten until a re-index, because un-embedding is not something the vector store can do halfway, and claiming otherwise would be a lie the merchant could not check.</w:t>
+      </w:r>
+    </w:p>
+    <w:p>
+      <w:pPr>
+        <w:pStyle w:val="Heading3"/>
+      </w:pPr>
+      <w:r/>
+      <w:r>
+        <w:t>Two kinds of knowledge, two tables</w:t>
+      </w:r>
+    </w:p>
+    <w:p>
+      <w:r>
+        <w:rPr>
+          <w:rFonts w:ascii="Consolas" w:hAnsi="Consolas"/>
+          <w:color w:val="333333"/>
+          <w:sz w:val="19"/>
+        </w:rPr>
+        <w:t>brand_profiles</w:t>
+      </w:r>
+      <w:r>
+        <w:t xml:space="preserve"> is what the merchant said: five questions, short and authoritative. </w:t>
+      </w:r>
+      <w:r>
+        <w:rPr>
+          <w:rFonts w:ascii="Consolas" w:hAnsi="Consolas"/>
+          <w:color w:val="333333"/>
+          <w:sz w:val="19"/>
+        </w:rPr>
+        <w:t>brand_pages</w:t>
+      </w:r>
+      <w:r>
+        <w:t xml:space="preserve"> is what we read: long, noisy, provisional. They are separate tables because they fail differently and because precedence matters — when the storefront and the owner disagree about who the audience is, the owner wins.</w:t>
+      </w:r>
+    </w:p>
+    <w:p>
+      <w:r>
+        <w:t>Tone is a closed list rather than free text, because it is fed to a prompt and "warm" and "friendly but not casual" produce different copy from the same intent. The nuance goes in a free-text field next to it, where it is read as guidance rather than as a switch. Each tone is shown with a sample sentence, because the adjective alone does not tell a merchant which one writes the emails they want.</w:t>
+      </w:r>
+    </w:p>
+    <w:p>
+      <w:pPr>
+        <w:pStyle w:val="Heading3"/>
+      </w:pPr>
+      <w:r/>
+      <w:r>
+        <w:t>The bug the screenshots found</w:t>
+      </w:r>
+    </w:p>
+    <w:p>
+      <w:r>
+        <w:t>The wizard saves one step at a time, so a partial payload is the normal case: an absent field means "not in this request", an empty string means "clear it". That part was tested and worked.</w:t>
+      </w:r>
+    </w:p>
+    <w:p>
+      <w:r>
+        <w:t xml:space="preserve">What was not caught until Playwright walked all five steps: answering the three </w:t>
+      </w:r>
+      <w:r>
+        <w:rPr>
+          <w:b/>
+        </w:rPr>
+        <w:t>required</w:t>
+      </w:r>
+      <w:r>
+        <w:t xml:space="preserve"> questions flipped the panel to the completion summary, and questions four and five were never asked. </w:t>
+      </w:r>
+      <w:r>
+        <w:rPr>
+          <w:rFonts w:ascii="Consolas" w:hAnsi="Consolas"/>
+          <w:color w:val="333333"/>
+          <w:sz w:val="19"/>
+        </w:rPr>
+        <w:t>is_complete</w:t>
+      </w:r>
+      <w:r>
+        <w:t xml:space="preserve"> describes what the generator needs, not whether the merchant has finished the walk-through, and the component had conflated the two. The test suite could not see it because the API was behaving correctly the whole time.</w:t>
+      </w:r>
+    </w:p>
+    <w:p>
+      <w:pPr>
+        <w:pStyle w:val="Heading3"/>
+      </w:pPr>
+      <w:r/>
+      <w:r>
+        <w:t>Images, and why theme markup makes that hard</w:t>
+      </w:r>
+    </w:p>
+    <w:p>
+      <w:r>
+        <w:t>The crawler now extracts images. Shopify themes defeat the naive version in four ways, and the fixture storefront grew one of each: a protocol-relative logo (</w:t>
+      </w:r>
+      <w:r>
+        <w:rPr>
+          <w:rFonts w:ascii="Consolas" w:hAnsi="Consolas"/>
+          <w:color w:val="333333"/>
+          <w:sz w:val="19"/>
+        </w:rPr>
+        <w:t>//cdn.shopify.com/...</w:t>
+      </w:r>
+      <w:r>
+        <w:t xml:space="preserve">), a lazy-loaded hero whose </w:t>
+      </w:r>
+      <w:r>
+        <w:rPr>
+          <w:rFonts w:ascii="Consolas" w:hAnsi="Consolas"/>
+          <w:color w:val="333333"/>
+          <w:sz w:val="19"/>
+        </w:rPr>
+        <w:t>src</w:t>
+      </w:r>
+      <w:r>
+        <w:t xml:space="preserve"> is a base64 placeholder and whose real image is in </w:t>
+      </w:r>
+      <w:r>
+        <w:rPr>
+          <w:rFonts w:ascii="Consolas" w:hAnsi="Consolas"/>
+          <w:color w:val="333333"/>
+          <w:sz w:val="19"/>
+        </w:rPr>
+        <w:t>data-src</w:t>
+      </w:r>
+      <w:r>
+        <w:t>, the same photograph listed twice at different widths, and a tracking pixel. Dedupe is by path rather than URL because the width lives in the query string.</w:t>
+      </w:r>
+    </w:p>
+    <w:p>
+      <w:r>
+        <w:t>The logo is guessed from the home page's first image. It is wrong perhaps a third of the time, which is why it is only written when the field is empty: a merchant who corrects it must not have that undone by the next crawl. A guess you can correct is a much easier thing to ask for than a blank field you must fill.</w:t>
+      </w:r>
+    </w:p>
+    <w:p>
+      <w:pPr>
+        <w:pStyle w:val="Heading3"/>
+      </w:pPr>
+      <w:r/>
+      <w:r>
+        <w:t>Using the design skills, and one that declined</w:t>
+      </w:r>
+    </w:p>
+    <w:p>
+      <w:r>
+        <w:rPr>
+          <w:rFonts w:ascii="Consolas" w:hAnsi="Consolas"/>
+          <w:color w:val="333333"/>
+          <w:sz w:val="19"/>
+        </w:rPr>
+        <w:t>taste-skill</w:t>
+      </w:r>
+      <w:r>
+        <w:t xml:space="preserve">, </w:t>
+      </w:r>
+      <w:r>
+        <w:rPr>
+          <w:rFonts w:ascii="Consolas" w:hAnsi="Consolas"/>
+          <w:color w:val="333333"/>
+          <w:sz w:val="19"/>
+        </w:rPr>
+        <w:t>minimalist-skill</w:t>
+      </w:r>
+      <w:r>
+        <w:t xml:space="preserve"> and </w:t>
+      </w:r>
+      <w:r>
+        <w:rPr>
+          <w:rFonts w:ascii="Consolas" w:hAnsi="Consolas"/>
+          <w:color w:val="333333"/>
+          <w:sz w:val="19"/>
+        </w:rPr>
+        <w:t>redesign-skill</w:t>
+      </w:r>
+      <w:r>
+        <w:t xml:space="preserve"> turned out to have been downloaded already, sitting in </w:t>
+      </w:r>
+      <w:r>
+        <w:rPr>
+          <w:rFonts w:ascii="Consolas" w:hAnsi="Consolas"/>
+          <w:color w:val="333333"/>
+          <w:sz w:val="19"/>
+        </w:rPr>
+        <w:t>.agents/skills/</w:t>
+      </w:r>
+      <w:r>
+        <w:t xml:space="preserve"> where Claude Code does not look. Moving them to </w:t>
+      </w:r>
+      <w:r>
+        <w:rPr>
+          <w:rFonts w:ascii="Consolas" w:hAnsi="Consolas"/>
+          <w:color w:val="333333"/>
+          <w:sz w:val="19"/>
+        </w:rPr>
+        <w:t>.claude/skills/</w:t>
+      </w:r>
+      <w:r>
+        <w:t xml:space="preserve"> made them real. </w:t>
+      </w:r>
+      <w:r>
+        <w:rPr>
+          <w:rFonts w:ascii="Consolas" w:hAnsi="Consolas"/>
+          <w:color w:val="333333"/>
+          <w:sz w:val="19"/>
+        </w:rPr>
+        <w:t>impeccable</w:t>
+      </w:r>
+      <w:r>
+        <w:t xml:space="preserve"> is not installed and is not in any marketplace that could be checked, so it stays missing rather than being replaced by a guess at a repository name.</w:t>
+      </w:r>
+    </w:p>
+    <w:p>
+      <w:r>
+        <w:t>Invoking the taste skill on this screen produced the most useful possible answer: its own scope section rules out dashboards, dense product UI and multi-step wizards, which is exactly what this is. So its aesthetic direction was not applied. What was taken from it: labels above inputs rather than placeholder-as-label, helper text in the markup, errors beside the control rather than at the top of a page already scrolled past, a loading skeleton shaped like the thing it is loading, and a contrast check on every button.</w:t>
       </w:r>
     </w:p>
     <w:p>
